--- a/main/docs/modelo_caso_de _uso/Doc1.docx
+++ b/main/docs/modelo_caso_de _uso/Doc1.docx
@@ -27,10 +27,11 @@
       <w:tblPr>
         <w:tblStyle w:val="TableGrid"/>
         <w:tblW w:w="0" w:type="auto"/>
+        <w:tblInd w:w="-95" w:type="dxa"/>
         <w:tblLook w:val="04A0" w:firstRow="1" w:lastRow="0" w:firstColumn="1" w:lastColumn="0" w:noHBand="0" w:noVBand="1"/>
       </w:tblPr>
       <w:tblGrid>
-        <w:gridCol w:w="1975"/>
+        <w:gridCol w:w="2070"/>
         <w:gridCol w:w="362"/>
         <w:gridCol w:w="2337"/>
         <w:gridCol w:w="1981"/>
@@ -39,7 +40,7 @@
       <w:tr>
         <w:tc>
           <w:tcPr>
-            <w:tcW w:w="9350" w:type="dxa"/>
+            <w:tcW w:w="9445" w:type="dxa"/>
             <w:gridSpan w:val="5"/>
             <w:shd w:val="clear" w:color="auto" w:fill="039B5D"/>
           </w:tcPr>
@@ -53,21 +54,104 @@
               <w:rPr>
                 <w:lang w:val="es-VE"/>
               </w:rPr>
-              <w:t>Caso de Uso: UC1-</w:t>
-            </w:r>
-            <w:r>
-              <w:rPr>
-                <w:lang w:val="es-VE"/>
-              </w:rPr>
-              <w:t>Consultar Menú Disponible</w:t>
-            </w:r>
-          </w:p>
-        </w:tc>
-      </w:tr>
-      <w:tr>
+              <w:t>UC</w:t>
+            </w:r>
+            <w:r>
+              <w:rPr>
+                <w:lang w:val="es-VE"/>
+              </w:rPr>
+              <w:t>2</w:t>
+            </w:r>
+            <w:r>
+              <w:rPr>
+                <w:lang w:val="es-VE"/>
+              </w:rPr>
+              <w:t>-</w:t>
+            </w:r>
+            <w:r>
+              <w:rPr>
+                <w:lang w:val="es-VE"/>
+              </w:rPr>
+              <w:t>Inicio De Sesión</w:t>
+            </w:r>
+          </w:p>
+        </w:tc>
+      </w:tr>
+      <w:tr>
+        <w:tc>
+          <w:tcPr>
+            <w:tcW w:w="2432" w:type="dxa"/>
+            <w:gridSpan w:val="2"/>
+          </w:tcPr>
+          <w:p>
+            <w:pPr>
+              <w:rPr>
+                <w:lang w:val="es-VE"/>
+              </w:rPr>
+            </w:pPr>
+            <w:r>
+              <w:rPr>
+                <w:lang w:val="es-VE"/>
+              </w:rPr>
+              <w:t>Versión</w:t>
+            </w:r>
+          </w:p>
+        </w:tc>
         <w:tc>
           <w:tcPr>
             <w:tcW w:w="2337" w:type="dxa"/>
+          </w:tcPr>
+          <w:p>
+            <w:pPr>
+              <w:rPr>
+                <w:lang w:val="es-VE"/>
+              </w:rPr>
+            </w:pPr>
+          </w:p>
+        </w:tc>
+        <w:tc>
+          <w:tcPr>
+            <w:tcW w:w="1981" w:type="dxa"/>
+          </w:tcPr>
+          <w:p>
+            <w:pPr>
+              <w:rPr>
+                <w:lang w:val="es-VE"/>
+              </w:rPr>
+            </w:pPr>
+            <w:proofErr w:type="spellStart"/>
+            <w:r>
+              <w:rPr>
+                <w:lang w:val="es-VE"/>
+              </w:rPr>
+              <w:t>Release</w:t>
+            </w:r>
+            <w:proofErr w:type="spellEnd"/>
+          </w:p>
+        </w:tc>
+        <w:tc>
+          <w:tcPr>
+            <w:tcW w:w="2695" w:type="dxa"/>
+          </w:tcPr>
+          <w:p>
+            <w:pPr>
+              <w:rPr>
+                <w:lang w:val="es-VE"/>
+              </w:rPr>
+            </w:pPr>
+            <w:r>
+              <w:rPr>
+                <w:lang w:val="es-VE"/>
+              </w:rPr>
+              <w:t>1.0</w:t>
+            </w:r>
+          </w:p>
+        </w:tc>
+      </w:tr>
+      <w:tr>
+        <w:tc>
+          <w:tcPr>
+            <w:tcW w:w="2432" w:type="dxa"/>
             <w:gridSpan w:val="2"/>
           </w:tcPr>
           <w:p>
@@ -80,7 +164,7 @@
               <w:rPr>
                 <w:lang w:val="es-VE"/>
               </w:rPr>
-              <w:t>Versión</w:t>
+              <w:t>Estado</w:t>
             </w:r>
           </w:p>
         </w:tc>
@@ -94,6 +178,12 @@
                 <w:lang w:val="es-VE"/>
               </w:rPr>
             </w:pPr>
+            <w:r>
+              <w:rPr>
+                <w:lang w:val="es-VE"/>
+              </w:rPr>
+              <w:t>propuesta</w:t>
+            </w:r>
           </w:p>
         </w:tc>
         <w:tc>
@@ -110,7 +200,7 @@
               <w:rPr>
                 <w:lang w:val="es-VE"/>
               </w:rPr>
-              <w:t>Release</w:t>
+              <w:t>Autor</w:t>
             </w:r>
           </w:p>
         </w:tc>
@@ -128,81 +218,6 @@
               <w:rPr>
                 <w:lang w:val="es-VE"/>
               </w:rPr>
-              <w:t>1.0</w:t>
-            </w:r>
-          </w:p>
-        </w:tc>
-      </w:tr>
-      <w:tr>
-        <w:tc>
-          <w:tcPr>
-            <w:tcW w:w="2337" w:type="dxa"/>
-            <w:gridSpan w:val="2"/>
-          </w:tcPr>
-          <w:p>
-            <w:pPr>
-              <w:rPr>
-                <w:lang w:val="es-VE"/>
-              </w:rPr>
-            </w:pPr>
-            <w:r>
-              <w:rPr>
-                <w:lang w:val="es-VE"/>
-              </w:rPr>
-              <w:t>Estado</w:t>
-            </w:r>
-          </w:p>
-        </w:tc>
-        <w:tc>
-          <w:tcPr>
-            <w:tcW w:w="2337" w:type="dxa"/>
-          </w:tcPr>
-          <w:p>
-            <w:pPr>
-              <w:rPr>
-                <w:lang w:val="es-VE"/>
-              </w:rPr>
-            </w:pPr>
-            <w:r>
-              <w:rPr>
-                <w:lang w:val="es-VE"/>
-              </w:rPr>
-              <w:t>propuesta</w:t>
-            </w:r>
-          </w:p>
-        </w:tc>
-        <w:tc>
-          <w:tcPr>
-            <w:tcW w:w="1981" w:type="dxa"/>
-          </w:tcPr>
-          <w:p>
-            <w:pPr>
-              <w:rPr>
-                <w:lang w:val="es-VE"/>
-              </w:rPr>
-            </w:pPr>
-            <w:r>
-              <w:rPr>
-                <w:lang w:val="es-VE"/>
-              </w:rPr>
-              <w:t>Autor</w:t>
-            </w:r>
-          </w:p>
-        </w:tc>
-        <w:tc>
-          <w:tcPr>
-            <w:tcW w:w="2695" w:type="dxa"/>
-          </w:tcPr>
-          <w:p>
-            <w:pPr>
-              <w:rPr>
-                <w:lang w:val="es-VE"/>
-              </w:rPr>
-            </w:pPr>
-            <w:r>
-              <w:rPr>
-                <w:lang w:val="es-VE"/>
-              </w:rPr>
               <w:t>Equipo 8</w:t>
             </w:r>
           </w:p>
@@ -211,7 +226,7 @@
       <w:tr>
         <w:tc>
           <w:tcPr>
-            <w:tcW w:w="9350" w:type="dxa"/>
+            <w:tcW w:w="9445" w:type="dxa"/>
             <w:gridSpan w:val="5"/>
             <w:shd w:val="clear" w:color="auto" w:fill="039B5D"/>
           </w:tcPr>
@@ -227,7 +242,7 @@
       <w:tr>
         <w:tc>
           <w:tcPr>
-            <w:tcW w:w="1975" w:type="dxa"/>
+            <w:tcW w:w="2070" w:type="dxa"/>
           </w:tcPr>
           <w:p>
             <w:pPr>
@@ -253,7 +268,13 @@
               <w:rPr>
                 <w:lang w:val="es-VE"/>
               </w:rPr>
-              <w:t>Comensal.</w:t>
+              <w:t>Usuario</w:t>
+            </w:r>
+            <w:r>
+              <w:rPr>
+                <w:lang w:val="es-VE"/>
+              </w:rPr>
+              <w:t>.</w:t>
             </w:r>
           </w:p>
         </w:tc>
@@ -264,7 +285,7 @@
         </w:trPr>
         <w:tc>
           <w:tcPr>
-            <w:tcW w:w="1975" w:type="dxa"/>
+            <w:tcW w:w="2070" w:type="dxa"/>
           </w:tcPr>
           <w:p>
             <w:pPr>
@@ -295,21 +316,66 @@
               <w:rPr>
                 <w:lang w:val="es-VE"/>
               </w:rPr>
-              <w:t xml:space="preserve">El usuario consulta las distintas opciones de comida </w:t>
-            </w:r>
-            <w:r>
-              <w:rPr>
-                <w:lang w:val="es-VE"/>
-              </w:rPr>
-              <w:t>dependiendo del día de la semana en el que se encuentra.</w:t>
-            </w:r>
-          </w:p>
-        </w:tc>
-      </w:tr>
-      <w:tr>
-        <w:tc>
-          <w:tcPr>
-            <w:tcW w:w="1975" w:type="dxa"/>
+              <w:t>1-</w:t>
+            </w:r>
+            <w:r>
+              <w:rPr>
+                <w:lang w:val="es-VE"/>
+              </w:rPr>
+              <w:t xml:space="preserve">El </w:t>
+            </w:r>
+            <w:r>
+              <w:rPr>
+                <w:lang w:val="es-VE"/>
+              </w:rPr>
+              <w:t>sistema pide los datos del usuario.</w:t>
+            </w:r>
+          </w:p>
+          <w:p>
+            <w:pPr>
+              <w:rPr>
+                <w:lang w:val="es-VE"/>
+              </w:rPr>
+            </w:pPr>
+            <w:r>
+              <w:rPr>
+                <w:lang w:val="es-VE"/>
+              </w:rPr>
+              <w:t>2-El usuario ingresa los datos requeridos.</w:t>
+            </w:r>
+          </w:p>
+          <w:p>
+            <w:pPr>
+              <w:rPr>
+                <w:lang w:val="es-VE"/>
+              </w:rPr>
+            </w:pPr>
+            <w:r>
+              <w:rPr>
+                <w:lang w:val="es-VE"/>
+              </w:rPr>
+              <w:t>3-El usuario valida los datos.</w:t>
+            </w:r>
+          </w:p>
+          <w:p>
+            <w:pPr>
+              <w:rPr>
+                <w:lang w:val="es-VE"/>
+              </w:rPr>
+            </w:pPr>
+            <w:r>
+              <w:rPr>
+                <w:lang w:val="es-VE"/>
+              </w:rPr>
+              <w:t>4-El sistema le da entrada al usuario.</w:t>
+            </w:r>
+          </w:p>
+        </w:tc>
+      </w:tr>
+      <w:tr>
+        <w:tc>
+          <w:tcPr>
+            <w:tcW w:w="2070" w:type="dxa"/>
           </w:tcPr>
           <w:p>
             <w:pPr>
@@ -352,15 +418,21 @@
               <w:rPr>
                 <w:lang w:val="es-VE"/>
               </w:rPr>
-              <w:t>El comedor no abrirá por lo que no hay menú al cual consultar</w:t>
-            </w:r>
-          </w:p>
-        </w:tc>
-      </w:tr>
-      <w:tr>
-        <w:tc>
-          <w:tcPr>
-            <w:tcW w:w="1975" w:type="dxa"/>
+              <w:t>4-</w:t>
+            </w:r>
+            <w:r>
+              <w:rPr>
+                <w:lang w:val="es-VE"/>
+              </w:rPr>
+              <w:t>La contraseña es incorrecta y se invalida el acceso</w:t>
+            </w:r>
+          </w:p>
+        </w:tc>
+      </w:tr>
+      <w:tr>
+        <w:tc>
+          <w:tcPr>
+            <w:tcW w:w="2070" w:type="dxa"/>
           </w:tcPr>
           <w:p>
             <w:pPr>
@@ -397,7 +469,19 @@
               <w:rPr>
                 <w:lang w:val="es-VE"/>
               </w:rPr>
-              <w:t xml:space="preserve">Es un día festivo por lo cual no se servirá menú </w:t>
+              <w:t>4-</w:t>
+            </w:r>
+            <w:r>
+              <w:rPr>
+                <w:lang w:val="es-VE"/>
+              </w:rPr>
+              <w:t>E</w:t>
+            </w:r>
+            <w:r>
+              <w:rPr>
+                <w:lang w:val="es-VE"/>
+              </w:rPr>
+              <w:t>l usuario ingresado no existe así que debe ser creado antes de poder iniciar sesión</w:t>
             </w:r>
           </w:p>
         </w:tc>
@@ -408,7 +492,7 @@
         </w:trPr>
         <w:tc>
           <w:tcPr>
-            <w:tcW w:w="1975" w:type="dxa"/>
+            <w:tcW w:w="2070" w:type="dxa"/>
           </w:tcPr>
           <w:p>
             <w:pPr>
@@ -445,7 +529,25 @@
               <w:rPr>
                 <w:lang w:val="es-VE"/>
               </w:rPr>
-              <w:t>facilidad y interfaz</w:t>
+              <w:t xml:space="preserve">facilidad </w:t>
+            </w:r>
+            <w:r>
+              <w:rPr>
+                <w:lang w:val="es-VE"/>
+              </w:rPr>
+              <w:t>e</w:t>
+            </w:r>
+            <w:r>
+              <w:rPr>
+                <w:lang w:val="es-VE"/>
+              </w:rPr>
+              <w:t xml:space="preserve"> interfaz</w:t>
+            </w:r>
+            <w:r>
+              <w:rPr>
+                <w:lang w:val="es-VE"/>
+              </w:rPr>
+              <w:t>.</w:t>
             </w:r>
           </w:p>
         </w:tc>
@@ -539,19 +641,31 @@
                 <w:lang w:val="es-VE"/>
               </w:rPr>
               <w:lastRenderedPageBreak/>
-              <w:t xml:space="preserve">Caso de Uso: </w:t>
-            </w:r>
-            <w:r>
-              <w:rPr>
-                <w:lang w:val="es-VE"/>
-              </w:rPr>
-              <w:t>UC2-</w:t>
-            </w:r>
-            <w:r>
-              <w:rPr>
-                <w:lang w:val="es-VE"/>
-              </w:rPr>
-              <w:t xml:space="preserve"> Registrar Acceso / Turno</w:t>
+              <w:t>UC</w:t>
+            </w:r>
+            <w:r>
+              <w:rPr>
+                <w:lang w:val="es-VE"/>
+              </w:rPr>
+              <w:t>3</w:t>
+            </w:r>
+            <w:r>
+              <w:rPr>
+                <w:lang w:val="es-VE"/>
+              </w:rPr>
+              <w:t>-</w:t>
+            </w:r>
+            <w:r>
+              <w:rPr>
+                <w:lang w:val="es-VE"/>
+              </w:rPr>
+              <w:t xml:space="preserve"> </w:t>
+            </w:r>
+            <w:r>
+              <w:rPr>
+                <w:lang w:val="es-VE"/>
+              </w:rPr>
+              <w:t>Consultar Menú</w:t>
             </w:r>
           </w:p>
         </w:tc>
@@ -598,12 +712,14 @@
                 <w:lang w:val="es-VE"/>
               </w:rPr>
             </w:pPr>
+            <w:proofErr w:type="spellStart"/>
             <w:r>
               <w:rPr>
                 <w:lang w:val="es-VE"/>
               </w:rPr>
               <w:t>Release</w:t>
             </w:r>
+            <w:proofErr w:type="spellEnd"/>
           </w:p>
         </w:tc>
         <w:tc>
@@ -750,13 +866,7 @@
               <w:rPr>
                 <w:lang w:val="es-VE"/>
               </w:rPr>
-              <w:t>Comensal</w:t>
-            </w:r>
-            <w:r>
-              <w:rPr>
-                <w:lang w:val="es-VE"/>
-              </w:rPr>
-              <w:t>, Sistema de Control</w:t>
+              <w:t>Usuario</w:t>
             </w:r>
             <w:r>
               <w:rPr>
@@ -804,19 +914,20 @@
               <w:rPr>
                 <w:lang w:val="es-VE"/>
               </w:rPr>
-              <w:t xml:space="preserve">El estudiante accede al software y reserva un turno </w:t>
-            </w:r>
-            <w:r>
-              <w:rPr>
-                <w:lang w:val="es-VE"/>
-              </w:rPr>
-              <w:t>para poder ingresar al comedor, este turno es registrado por el Sistema de Control</w:t>
-            </w:r>
-            <w:r>
-              <w:rPr>
-                <w:lang w:val="es-VE"/>
-              </w:rPr>
-              <w:t>.</w:t>
+              <w:t>1-El usuario consulta el menú disponible para el día actual.</w:t>
+            </w:r>
+          </w:p>
+          <w:p>
+            <w:pPr>
+              <w:rPr>
+                <w:lang w:val="es-VE"/>
+              </w:rPr>
+            </w:pPr>
+            <w:r>
+              <w:rPr>
+                <w:lang w:val="es-VE"/>
+              </w:rPr>
+              <w:t>2-El sistema muestra el menú.</w:t>
             </w:r>
           </w:p>
         </w:tc>
@@ -862,7 +973,25 @@
               <w:rPr>
                 <w:lang w:val="es-VE"/>
               </w:rPr>
-              <w:t xml:space="preserve"> No hay mas cupos disponibles por lo cual el usuario no puede pedir turno.</w:t>
+              <w:t>2-</w:t>
+            </w:r>
+            <w:r>
+              <w:rPr>
+                <w:lang w:val="es-VE"/>
+              </w:rPr>
+              <w:t xml:space="preserve"> </w:t>
+            </w:r>
+            <w:r>
+              <w:rPr>
+                <w:lang w:val="es-VE"/>
+              </w:rPr>
+              <w:t>El comedor no abrirá así que no hay menú el cual ver</w:t>
+            </w:r>
+            <w:r>
+              <w:rPr>
+                <w:lang w:val="es-VE"/>
+              </w:rPr>
+              <w:t>.</w:t>
             </w:r>
           </w:p>
         </w:tc>
@@ -902,7 +1031,31 @@
               <w:rPr>
                 <w:lang w:val="es-VE"/>
               </w:rPr>
-              <w:t xml:space="preserve"> El usuario cancela su cupo, por lo que pierde su turno.</w:t>
+              <w:t xml:space="preserve"> </w:t>
+            </w:r>
+            <w:r>
+              <w:rPr>
+                <w:lang w:val="es-VE"/>
+              </w:rPr>
+              <w:t>2-</w:t>
+            </w:r>
+            <w:r>
+              <w:rPr>
+                <w:lang w:val="es-VE"/>
+              </w:rPr>
+              <w:t>El menú del día se acabó por lo cual se muestra que no hay m</w:t>
+            </w:r>
+            <w:r>
+              <w:rPr>
+                <w:lang w:val="es-VE"/>
+              </w:rPr>
+              <w:t>á</w:t>
+            </w:r>
+            <w:r>
+              <w:rPr>
+                <w:lang w:val="es-VE"/>
+              </w:rPr>
+              <w:t>s comida.</w:t>
             </w:r>
           </w:p>
         </w:tc>
@@ -994,7 +1147,25 @@
               <w:rPr>
                 <w:lang w:val="es-VE"/>
               </w:rPr>
-              <w:t>Caso de Uso: UC3-Registrarse en el Sistema</w:t>
+              <w:t>UC</w:t>
+            </w:r>
+            <w:r>
+              <w:rPr>
+                <w:lang w:val="es-VE"/>
+              </w:rPr>
+              <w:t>4</w:t>
+            </w:r>
+            <w:r>
+              <w:rPr>
+                <w:lang w:val="es-VE"/>
+              </w:rPr>
+              <w:t>-</w:t>
+            </w:r>
+            <w:r>
+              <w:rPr>
+                <w:lang w:val="es-VE"/>
+              </w:rPr>
+              <w:t>Ingresar Fila / Turno</w:t>
             </w:r>
           </w:p>
         </w:tc>
@@ -1041,12 +1212,14 @@
                 <w:lang w:val="es-VE"/>
               </w:rPr>
             </w:pPr>
+            <w:proofErr w:type="spellStart"/>
             <w:r>
               <w:rPr>
                 <w:lang w:val="es-VE"/>
               </w:rPr>
               <w:t>Release</w:t>
             </w:r>
+            <w:proofErr w:type="spellEnd"/>
           </w:p>
         </w:tc>
         <w:tc>
@@ -1193,13 +1366,7 @@
               <w:rPr>
                 <w:lang w:val="es-VE"/>
               </w:rPr>
-              <w:t>Comensal</w:t>
-            </w:r>
-            <w:r>
-              <w:rPr>
-                <w:lang w:val="es-VE"/>
-              </w:rPr>
-              <w:t>, Administrador del Comedor</w:t>
+              <w:t>Usuario</w:t>
             </w:r>
             <w:r>
               <w:rPr>
@@ -1247,19 +1414,44 @@
               <w:rPr>
                 <w:lang w:val="es-VE"/>
               </w:rPr>
-              <w:t>El usuario se registra en el sistema ingresando sus datos, por ejemplo, cedula de identidad, nombre completo, facultad a la que asiste, prueba de asistencia a la facultad y contraseña</w:t>
-            </w:r>
-            <w:r>
-              <w:rPr>
-                <w:lang w:val="es-VE"/>
-              </w:rPr>
-              <w:t>, para luego proceder a pagar la cuota debida</w:t>
+              <w:t>1-</w:t>
+            </w:r>
+            <w:r>
+              <w:rPr>
+                <w:lang w:val="es-VE"/>
+              </w:rPr>
+              <w:t xml:space="preserve">El </w:t>
+            </w:r>
+            <w:r>
+              <w:rPr>
+                <w:lang w:val="es-VE"/>
+              </w:rPr>
+              <w:t>usuario</w:t>
+            </w:r>
+            <w:r>
+              <w:rPr>
+                <w:lang w:val="es-VE"/>
+              </w:rPr>
+              <w:t xml:space="preserve"> reserva un turno en la fila del comedor</w:t>
             </w:r>
             <w:r>
               <w:rPr>
                 <w:lang w:val="es-VE"/>
               </w:rPr>
               <w:t>.</w:t>
+            </w:r>
+          </w:p>
+          <w:p>
+            <w:pPr>
+              <w:rPr>
+                <w:lang w:val="es-VE"/>
+              </w:rPr>
+            </w:pPr>
+            <w:r>
+              <w:rPr>
+                <w:lang w:val="es-VE"/>
+              </w:rPr>
+              <w:t>2-El sistema reserva un espacio para el usuario.</w:t>
             </w:r>
           </w:p>
         </w:tc>
@@ -1299,13 +1491,31 @@
               <w:rPr>
                 <w:lang w:val="es-VE"/>
               </w:rPr>
-              <w:t>A1- El usuario no tiene pruebas de estudiar en dicha facultad por lo que se le es denegada la entrada</w:t>
-            </w:r>
-            <w:r>
-              <w:rPr>
-                <w:lang w:val="es-VE"/>
-              </w:rPr>
-              <w:t>.</w:t>
+              <w:t xml:space="preserve">A1- </w:t>
+            </w:r>
+            <w:r>
+              <w:rPr>
+                <w:lang w:val="es-VE"/>
+              </w:rPr>
+              <w:t>2-</w:t>
+            </w:r>
+            <w:r>
+              <w:rPr>
+                <w:lang w:val="es-VE"/>
+              </w:rPr>
+              <w:t xml:space="preserve">El </w:t>
+            </w:r>
+            <w:r>
+              <w:rPr>
+                <w:lang w:val="es-VE"/>
+              </w:rPr>
+              <w:t>Usuario</w:t>
+            </w:r>
+            <w:r>
+              <w:rPr>
+                <w:lang w:val="es-VE"/>
+              </w:rPr>
+              <w:t xml:space="preserve"> retira su turno, por lo cual pierde su puesto en la fila.</w:t>
             </w:r>
           </w:p>
         </w:tc>
@@ -1339,13 +1549,19 @@
               <w:rPr>
                 <w:lang w:val="es-VE"/>
               </w:rPr>
-              <w:t>A2- La contraseña del usuario no cumple con los requisitos de seguridad por lo que es denegada</w:t>
-            </w:r>
-            <w:r>
-              <w:rPr>
-                <w:lang w:val="es-VE"/>
-              </w:rPr>
-              <w:t>.</w:t>
+              <w:t xml:space="preserve">A2- </w:t>
+            </w:r>
+            <w:r>
+              <w:rPr>
+                <w:lang w:val="es-VE"/>
+              </w:rPr>
+              <w:t>1-</w:t>
+            </w:r>
+            <w:r>
+              <w:rPr>
+                <w:lang w:val="es-VE"/>
+              </w:rPr>
+              <w:t>Se acabaron los turnos en la fila por lo cual no puede entrar al comedor.</w:t>
             </w:r>
           </w:p>
         </w:tc>
@@ -1387,7 +1603,13 @@
               <w:rPr>
                 <w:lang w:val="es-VE"/>
               </w:rPr>
-              <w:t>Eficiencia, facilidad, interfaz, ética, seguridad.</w:t>
+              <w:t>Eficiencia, facilidad, interfaz</w:t>
+            </w:r>
+            <w:r>
+              <w:rPr>
+                <w:lang w:val="es-VE"/>
+              </w:rPr>
+              <w:t>.</w:t>
             </w:r>
           </w:p>
         </w:tc>
@@ -1430,13 +1652,19 @@
               <w:rPr>
                 <w:lang w:val="es-VE"/>
               </w:rPr>
-              <w:t xml:space="preserve">Caso de Uso: </w:t>
-            </w:r>
-            <w:r>
-              <w:rPr>
-                <w:lang w:val="es-VE"/>
-              </w:rPr>
-              <w:t>UC4-Gestionar Menús Semanales</w:t>
+              <w:t>UC</w:t>
+            </w:r>
+            <w:r>
+              <w:rPr>
+                <w:lang w:val="es-VE"/>
+              </w:rPr>
+              <w:t>7</w:t>
+            </w:r>
+            <w:r>
+              <w:rPr>
+                <w:lang w:val="es-VE"/>
+              </w:rPr>
+              <w:t>-Gestionar Menús</w:t>
             </w:r>
           </w:p>
         </w:tc>
@@ -1483,12 +1711,14 @@
                 <w:lang w:val="es-VE"/>
               </w:rPr>
             </w:pPr>
+            <w:proofErr w:type="spellStart"/>
             <w:r>
               <w:rPr>
                 <w:lang w:val="es-VE"/>
               </w:rPr>
               <w:t>Release</w:t>
             </w:r>
+            <w:proofErr w:type="spellEnd"/>
           </w:p>
         </w:tc>
         <w:tc>
@@ -1683,6 +1913,12 @@
               <w:rPr>
                 <w:lang w:val="es-VE"/>
               </w:rPr>
+              <w:t>1-</w:t>
+            </w:r>
+            <w:r>
+              <w:rPr>
+                <w:lang w:val="es-VE"/>
+              </w:rPr>
               <w:t xml:space="preserve">El administrador revisa los menús de la semana para </w:t>
             </w:r>
             <w:r>
@@ -1740,7 +1976,19 @@
               <w:rPr>
                 <w:lang w:val="es-VE"/>
               </w:rPr>
-              <w:t xml:space="preserve"> Uno de los menús no concuerda por lo que se necesita revisiones</w:t>
+              <w:t xml:space="preserve"> </w:t>
+            </w:r>
+            <w:r>
+              <w:rPr>
+                <w:lang w:val="es-VE"/>
+              </w:rPr>
+              <w:t>1-</w:t>
+            </w:r>
+            <w:r>
+              <w:rPr>
+                <w:lang w:val="es-VE"/>
+              </w:rPr>
+              <w:t>Uno de los menús no concuerda por lo que se necesita revisiones</w:t>
             </w:r>
             <w:r>
               <w:rPr>
@@ -1791,13 +2039,25 @@
               <w:rPr>
                 <w:lang w:val="es-VE"/>
               </w:rPr>
+              <w:t>1-</w:t>
+            </w:r>
+            <w:r>
+              <w:rPr>
+                <w:lang w:val="es-VE"/>
+              </w:rPr>
               <w:t xml:space="preserve"> </w:t>
             </w:r>
             <w:r>
               <w:rPr>
                 <w:lang w:val="es-VE"/>
               </w:rPr>
-              <w:t>Es una semana feriada y por lo tanto no se harán menús.</w:t>
+              <w:t>El comedor no abrirá</w:t>
+            </w:r>
+            <w:r>
+              <w:rPr>
+                <w:lang w:val="es-VE"/>
+              </w:rPr>
+              <w:t xml:space="preserve"> y por lo tanto no se harán menús.</w:t>
             </w:r>
           </w:p>
         </w:tc>
@@ -1840,6 +2100,476 @@
                 <w:lang w:val="es-VE"/>
               </w:rPr>
               <w:t>Eficiencia, interfaz.</w:t>
+            </w:r>
+          </w:p>
+        </w:tc>
+      </w:tr>
+    </w:tbl>
+    <w:p>
+      <w:pPr>
+        <w:rPr>
+          <w:lang w:val="es-VE"/>
+        </w:rPr>
+      </w:pPr>
+    </w:p>
+    <w:tbl>
+      <w:tblPr>
+        <w:tblStyle w:val="TableGrid"/>
+        <w:tblpPr w:leftFromText="180" w:rightFromText="180" w:horzAnchor="margin" w:tblpY="-13395"/>
+        <w:tblW w:w="0" w:type="auto"/>
+        <w:tblLook w:val="04A0" w:firstRow="1" w:lastRow="0" w:firstColumn="1" w:lastColumn="0" w:noHBand="0" w:noVBand="1"/>
+      </w:tblPr>
+      <w:tblGrid>
+        <w:gridCol w:w="1975"/>
+        <w:gridCol w:w="362"/>
+        <w:gridCol w:w="2337"/>
+        <w:gridCol w:w="1981"/>
+        <w:gridCol w:w="2695"/>
+      </w:tblGrid>
+      <w:tr>
+        <w:tc>
+          <w:tcPr>
+            <w:tcW w:w="9350" w:type="dxa"/>
+            <w:gridSpan w:val="5"/>
+            <w:shd w:val="clear" w:color="auto" w:fill="039B5D"/>
+          </w:tcPr>
+          <w:p>
+            <w:pPr>
+              <w:rPr>
+                <w:lang w:val="es-VE"/>
+              </w:rPr>
+            </w:pPr>
+            <w:r>
+              <w:rPr>
+                <w:lang w:val="es-VE"/>
+              </w:rPr>
+              <w:lastRenderedPageBreak/>
+              <w:t>UC10-Registrar Insumos.</w:t>
+            </w:r>
+          </w:p>
+        </w:tc>
+      </w:tr>
+      <w:tr>
+        <w:tc>
+          <w:tcPr>
+            <w:tcW w:w="2337" w:type="dxa"/>
+            <w:gridSpan w:val="2"/>
+          </w:tcPr>
+          <w:p>
+            <w:pPr>
+              <w:rPr>
+                <w:lang w:val="es-VE"/>
+              </w:rPr>
+            </w:pPr>
+            <w:r>
+              <w:rPr>
+                <w:lang w:val="es-VE"/>
+              </w:rPr>
+              <w:t>Versión</w:t>
+            </w:r>
+          </w:p>
+        </w:tc>
+        <w:tc>
+          <w:tcPr>
+            <w:tcW w:w="2337" w:type="dxa"/>
+          </w:tcPr>
+          <w:p>
+            <w:pPr>
+              <w:rPr>
+                <w:lang w:val="es-VE"/>
+              </w:rPr>
+            </w:pPr>
+          </w:p>
+        </w:tc>
+        <w:tc>
+          <w:tcPr>
+            <w:tcW w:w="1981" w:type="dxa"/>
+          </w:tcPr>
+          <w:p>
+            <w:pPr>
+              <w:rPr>
+                <w:lang w:val="es-VE"/>
+              </w:rPr>
+            </w:pPr>
+            <w:proofErr w:type="spellStart"/>
+            <w:r>
+              <w:rPr>
+                <w:lang w:val="es-VE"/>
+              </w:rPr>
+              <w:t>Release</w:t>
+            </w:r>
+            <w:proofErr w:type="spellEnd"/>
+          </w:p>
+        </w:tc>
+        <w:tc>
+          <w:tcPr>
+            <w:tcW w:w="2695" w:type="dxa"/>
+          </w:tcPr>
+          <w:p>
+            <w:pPr>
+              <w:rPr>
+                <w:lang w:val="es-VE"/>
+              </w:rPr>
+            </w:pPr>
+            <w:r>
+              <w:rPr>
+                <w:lang w:val="es-VE"/>
+              </w:rPr>
+              <w:t>1.0</w:t>
+            </w:r>
+          </w:p>
+        </w:tc>
+      </w:tr>
+      <w:tr>
+        <w:tc>
+          <w:tcPr>
+            <w:tcW w:w="2337" w:type="dxa"/>
+            <w:gridSpan w:val="2"/>
+          </w:tcPr>
+          <w:p>
+            <w:pPr>
+              <w:rPr>
+                <w:lang w:val="es-VE"/>
+              </w:rPr>
+            </w:pPr>
+            <w:r>
+              <w:rPr>
+                <w:lang w:val="es-VE"/>
+              </w:rPr>
+              <w:t>Estado</w:t>
+            </w:r>
+          </w:p>
+        </w:tc>
+        <w:tc>
+          <w:tcPr>
+            <w:tcW w:w="2337" w:type="dxa"/>
+          </w:tcPr>
+          <w:p>
+            <w:pPr>
+              <w:rPr>
+                <w:lang w:val="es-VE"/>
+              </w:rPr>
+            </w:pPr>
+            <w:r>
+              <w:rPr>
+                <w:lang w:val="es-VE"/>
+              </w:rPr>
+              <w:t>Propuestas</w:t>
+            </w:r>
+          </w:p>
+        </w:tc>
+        <w:tc>
+          <w:tcPr>
+            <w:tcW w:w="1981" w:type="dxa"/>
+          </w:tcPr>
+          <w:p>
+            <w:pPr>
+              <w:rPr>
+                <w:lang w:val="es-VE"/>
+              </w:rPr>
+            </w:pPr>
+            <w:r>
+              <w:rPr>
+                <w:lang w:val="es-VE"/>
+              </w:rPr>
+              <w:t>Autor</w:t>
+            </w:r>
+          </w:p>
+        </w:tc>
+        <w:tc>
+          <w:tcPr>
+            <w:tcW w:w="2695" w:type="dxa"/>
+          </w:tcPr>
+          <w:p>
+            <w:pPr>
+              <w:rPr>
+                <w:lang w:val="es-VE"/>
+              </w:rPr>
+            </w:pPr>
+            <w:r>
+              <w:rPr>
+                <w:lang w:val="es-VE"/>
+              </w:rPr>
+              <w:t>Equipo 8</w:t>
+            </w:r>
+          </w:p>
+        </w:tc>
+      </w:tr>
+      <w:tr>
+        <w:tc>
+          <w:tcPr>
+            <w:tcW w:w="9350" w:type="dxa"/>
+            <w:gridSpan w:val="5"/>
+            <w:shd w:val="clear" w:color="auto" w:fill="039B5D"/>
+          </w:tcPr>
+          <w:p>
+            <w:pPr>
+              <w:rPr>
+                <w:lang w:val="es-VE"/>
+              </w:rPr>
+            </w:pPr>
+          </w:p>
+        </w:tc>
+      </w:tr>
+      <w:tr>
+        <w:tc>
+          <w:tcPr>
+            <w:tcW w:w="1975" w:type="dxa"/>
+          </w:tcPr>
+          <w:p>
+            <w:pPr>
+              <w:rPr>
+                <w:lang w:val="es-VE"/>
+              </w:rPr>
+            </w:pPr>
+            <w:r>
+              <w:rPr>
+                <w:lang w:val="es-VE"/>
+              </w:rPr>
+              <w:t xml:space="preserve">Actores </w:t>
+            </w:r>
+          </w:p>
+        </w:tc>
+        <w:tc>
+          <w:tcPr>
+            <w:tcW w:w="7375" w:type="dxa"/>
+            <w:gridSpan w:val="4"/>
+          </w:tcPr>
+          <w:p>
+            <w:pPr>
+              <w:rPr>
+                <w:lang w:val="es-VE"/>
+              </w:rPr>
+            </w:pPr>
+            <w:r>
+              <w:rPr>
+                <w:lang w:val="es-VE"/>
+              </w:rPr>
+              <w:t>Administrador del Comedor.</w:t>
+            </w:r>
+          </w:p>
+        </w:tc>
+      </w:tr>
+      <w:tr>
+        <w:trPr>
+          <w:trHeight w:val="998"/>
+        </w:trPr>
+        <w:tc>
+          <w:tcPr>
+            <w:tcW w:w="1975" w:type="dxa"/>
+          </w:tcPr>
+          <w:p>
+            <w:pPr>
+              <w:rPr>
+                <w:lang w:val="es-VE"/>
+              </w:rPr>
+            </w:pPr>
+            <w:r>
+              <w:rPr>
+                <w:lang w:val="es-VE"/>
+              </w:rPr>
+              <w:t>Flujo normal</w:t>
+            </w:r>
+          </w:p>
+        </w:tc>
+        <w:tc>
+          <w:tcPr>
+            <w:tcW w:w="7375" w:type="dxa"/>
+            <w:gridSpan w:val="4"/>
+          </w:tcPr>
+          <w:p>
+            <w:pPr>
+              <w:rPr>
+                <w:lang w:val="es-VE"/>
+              </w:rPr>
+            </w:pPr>
+            <w:r>
+              <w:rPr>
+                <w:lang w:val="es-VE"/>
+              </w:rPr>
+              <w:t>1-</w:t>
+            </w:r>
+            <w:r>
+              <w:rPr>
+                <w:lang w:val="es-VE"/>
+              </w:rPr>
+              <w:t>E</w:t>
+            </w:r>
+            <w:r>
+              <w:rPr>
+                <w:lang w:val="es-VE"/>
+              </w:rPr>
+              <w:t>l administrador registra los insumos necesarios para poder preparar todos los menús de la semana.</w:t>
+            </w:r>
+          </w:p>
+          <w:p>
+            <w:pPr>
+              <w:rPr>
+                <w:lang w:val="es-VE"/>
+              </w:rPr>
+            </w:pPr>
+            <w:r>
+              <w:rPr>
+                <w:lang w:val="es-VE"/>
+              </w:rPr>
+              <w:t>2-El sistema guarda los registros.</w:t>
+            </w:r>
+          </w:p>
+          <w:p>
+            <w:pPr>
+              <w:rPr>
+                <w:lang w:val="es-VE"/>
+              </w:rPr>
+            </w:pPr>
+          </w:p>
+        </w:tc>
+      </w:tr>
+      <w:tr>
+        <w:tc>
+          <w:tcPr>
+            <w:tcW w:w="1975" w:type="dxa"/>
+          </w:tcPr>
+          <w:p>
+            <w:pPr>
+              <w:rPr>
+                <w:lang w:val="es-VE"/>
+              </w:rPr>
+            </w:pPr>
+            <w:r>
+              <w:rPr>
+                <w:lang w:val="es-VE"/>
+              </w:rPr>
+              <w:t>Flujos alternos</w:t>
+            </w:r>
+          </w:p>
+        </w:tc>
+        <w:tc>
+          <w:tcPr>
+            <w:tcW w:w="7375" w:type="dxa"/>
+            <w:gridSpan w:val="4"/>
+          </w:tcPr>
+          <w:p>
+            <w:pPr>
+              <w:rPr>
+                <w:lang w:val="es-VE"/>
+              </w:rPr>
+            </w:pPr>
+            <w:r>
+              <w:rPr>
+                <w:lang w:val="es-VE"/>
+              </w:rPr>
+              <w:t>A1-</w:t>
+            </w:r>
+            <w:r>
+              <w:rPr>
+                <w:lang w:val="es-VE"/>
+              </w:rPr>
+              <w:t>1-</w:t>
+            </w:r>
+            <w:r>
+              <w:rPr>
+                <w:lang w:val="es-VE"/>
+              </w:rPr>
+              <w:t xml:space="preserve"> Los insumos no han llegado al comedor por lo cual no pueden ser registrados.</w:t>
+            </w:r>
+          </w:p>
+        </w:tc>
+      </w:tr>
+      <w:tr>
+        <w:tc>
+          <w:tcPr>
+            <w:tcW w:w="1975" w:type="dxa"/>
+          </w:tcPr>
+          <w:p>
+            <w:pPr>
+              <w:rPr>
+                <w:lang w:val="es-VE"/>
+              </w:rPr>
+            </w:pPr>
+          </w:p>
+        </w:tc>
+        <w:tc>
+          <w:tcPr>
+            <w:tcW w:w="7375" w:type="dxa"/>
+            <w:gridSpan w:val="4"/>
+          </w:tcPr>
+          <w:p>
+            <w:pPr>
+              <w:rPr>
+                <w:lang w:val="es-VE"/>
+              </w:rPr>
+            </w:pPr>
+            <w:r>
+              <w:rPr>
+                <w:lang w:val="es-VE"/>
+              </w:rPr>
+              <w:t>A2-</w:t>
+            </w:r>
+            <w:r>
+              <w:rPr>
+                <w:lang w:val="es-VE"/>
+              </w:rPr>
+              <w:t>2-</w:t>
+            </w:r>
+            <w:r>
+              <w:rPr>
+                <w:lang w:val="es-VE"/>
+              </w:rPr>
+              <w:t xml:space="preserve"> Ya se registraron los insumos por lo cual no hace falta registrarlos de</w:t>
+            </w:r>
+            <w:r>
+              <w:rPr>
+                <w:lang w:val="es-VE"/>
+              </w:rPr>
+              <w:t xml:space="preserve"> </w:t>
+            </w:r>
+            <w:r>
+              <w:rPr>
+                <w:lang w:val="es-VE"/>
+              </w:rPr>
+              <w:t>nuevo.</w:t>
+            </w:r>
+          </w:p>
+        </w:tc>
+      </w:tr>
+      <w:tr>
+        <w:trPr>
+          <w:trHeight w:val="638"/>
+        </w:trPr>
+        <w:tc>
+          <w:tcPr>
+            <w:tcW w:w="1975" w:type="dxa"/>
+          </w:tcPr>
+          <w:p>
+            <w:pPr>
+              <w:rPr>
+                <w:lang w:val="es-VE"/>
+              </w:rPr>
+            </w:pPr>
+            <w:r>
+              <w:rPr>
+                <w:lang w:val="es-VE"/>
+              </w:rPr>
+              <w:t>Requisitos no funcionales</w:t>
+            </w:r>
+          </w:p>
+        </w:tc>
+        <w:tc>
+          <w:tcPr>
+            <w:tcW w:w="7375" w:type="dxa"/>
+            <w:gridSpan w:val="4"/>
+          </w:tcPr>
+          <w:p>
+            <w:pPr>
+              <w:rPr>
+                <w:lang w:val="es-VE"/>
+              </w:rPr>
+            </w:pPr>
+            <w:r>
+              <w:rPr>
+                <w:lang w:val="es-VE"/>
+              </w:rPr>
+              <w:t>Eficiencia, facilidad.</w:t>
             </w:r>
           </w:p>
         </w:tc>
@@ -1856,10 +2586,11 @@
       <w:tblPr>
         <w:tblStyle w:val="TableGrid"/>
         <w:tblW w:w="0" w:type="auto"/>
+        <w:tblInd w:w="-95" w:type="dxa"/>
         <w:tblLook w:val="04A0" w:firstRow="1" w:lastRow="0" w:firstColumn="1" w:lastColumn="0" w:noHBand="0" w:noVBand="1"/>
       </w:tblPr>
       <w:tblGrid>
-        <w:gridCol w:w="1975"/>
+        <w:gridCol w:w="2070"/>
         <w:gridCol w:w="362"/>
         <w:gridCol w:w="2337"/>
         <w:gridCol w:w="1981"/>
@@ -1868,7 +2599,7 @@
       <w:tr>
         <w:tc>
           <w:tcPr>
-            <w:tcW w:w="9350" w:type="dxa"/>
+            <w:tcW w:w="9445" w:type="dxa"/>
             <w:gridSpan w:val="5"/>
             <w:shd w:val="clear" w:color="auto" w:fill="039B5D"/>
           </w:tcPr>
@@ -1882,22 +2613,86 @@
               <w:rPr>
                 <w:lang w:val="es-VE"/>
               </w:rPr>
-              <w:lastRenderedPageBreak/>
-              <w:t xml:space="preserve">Caso de Uso: </w:t>
-            </w:r>
-            <w:r>
-              <w:rPr>
-                <w:lang w:val="es-VE"/>
-              </w:rPr>
-              <w:t>UC5-Gestionar Turnos de Comida</w:t>
-            </w:r>
-          </w:p>
-        </w:tc>
-      </w:tr>
-      <w:tr>
+              <w:t>UC11-Añadir Tarea</w:t>
+            </w:r>
+          </w:p>
+        </w:tc>
+      </w:tr>
+      <w:tr>
+        <w:tc>
+          <w:tcPr>
+            <w:tcW w:w="2432" w:type="dxa"/>
+            <w:gridSpan w:val="2"/>
+          </w:tcPr>
+          <w:p>
+            <w:pPr>
+              <w:rPr>
+                <w:lang w:val="es-VE"/>
+              </w:rPr>
+            </w:pPr>
+            <w:r>
+              <w:rPr>
+                <w:lang w:val="es-VE"/>
+              </w:rPr>
+              <w:t>Versión</w:t>
+            </w:r>
+          </w:p>
+        </w:tc>
         <w:tc>
           <w:tcPr>
             <w:tcW w:w="2337" w:type="dxa"/>
+          </w:tcPr>
+          <w:p>
+            <w:pPr>
+              <w:rPr>
+                <w:lang w:val="es-VE"/>
+              </w:rPr>
+            </w:pPr>
+          </w:p>
+        </w:tc>
+        <w:tc>
+          <w:tcPr>
+            <w:tcW w:w="1981" w:type="dxa"/>
+          </w:tcPr>
+          <w:p>
+            <w:pPr>
+              <w:rPr>
+                <w:lang w:val="es-VE"/>
+              </w:rPr>
+            </w:pPr>
+            <w:proofErr w:type="spellStart"/>
+            <w:r>
+              <w:rPr>
+                <w:lang w:val="es-VE"/>
+              </w:rPr>
+              <w:t>Release</w:t>
+            </w:r>
+            <w:proofErr w:type="spellEnd"/>
+          </w:p>
+        </w:tc>
+        <w:tc>
+          <w:tcPr>
+            <w:tcW w:w="2695" w:type="dxa"/>
+          </w:tcPr>
+          <w:p>
+            <w:pPr>
+              <w:rPr>
+                <w:lang w:val="es-VE"/>
+              </w:rPr>
+            </w:pPr>
+            <w:r>
+              <w:rPr>
+                <w:lang w:val="es-VE"/>
+              </w:rPr>
+              <w:t>1.0</w:t>
+            </w:r>
+          </w:p>
+        </w:tc>
+      </w:tr>
+      <w:tr>
+        <w:tc>
+          <w:tcPr>
+            <w:tcW w:w="2432" w:type="dxa"/>
             <w:gridSpan w:val="2"/>
           </w:tcPr>
           <w:p>
@@ -1910,7 +2705,7 @@
               <w:rPr>
                 <w:lang w:val="es-VE"/>
               </w:rPr>
-              <w:t>Versión</w:t>
+              <w:t>Estado</w:t>
             </w:r>
           </w:p>
         </w:tc>
@@ -1924,6 +2719,12 @@
                 <w:lang w:val="es-VE"/>
               </w:rPr>
             </w:pPr>
+            <w:r>
+              <w:rPr>
+                <w:lang w:val="es-VE"/>
+              </w:rPr>
+              <w:t>propuesta</w:t>
+            </w:r>
           </w:p>
         </w:tc>
         <w:tc>
@@ -1940,7 +2741,7 @@
               <w:rPr>
                 <w:lang w:val="es-VE"/>
               </w:rPr>
-              <w:t>Release</w:t>
+              <w:t>Autor</w:t>
             </w:r>
           </w:p>
         </w:tc>
@@ -1958,81 +2759,6 @@
               <w:rPr>
                 <w:lang w:val="es-VE"/>
               </w:rPr>
-              <w:t>1.0</w:t>
-            </w:r>
-          </w:p>
-        </w:tc>
-      </w:tr>
-      <w:tr>
-        <w:tc>
-          <w:tcPr>
-            <w:tcW w:w="2337" w:type="dxa"/>
-            <w:gridSpan w:val="2"/>
-          </w:tcPr>
-          <w:p>
-            <w:pPr>
-              <w:rPr>
-                <w:lang w:val="es-VE"/>
-              </w:rPr>
-            </w:pPr>
-            <w:r>
-              <w:rPr>
-                <w:lang w:val="es-VE"/>
-              </w:rPr>
-              <w:t>Estado</w:t>
-            </w:r>
-          </w:p>
-        </w:tc>
-        <w:tc>
-          <w:tcPr>
-            <w:tcW w:w="2337" w:type="dxa"/>
-          </w:tcPr>
-          <w:p>
-            <w:pPr>
-              <w:rPr>
-                <w:lang w:val="es-VE"/>
-              </w:rPr>
-            </w:pPr>
-            <w:r>
-              <w:rPr>
-                <w:lang w:val="es-VE"/>
-              </w:rPr>
-              <w:t>Propuestas</w:t>
-            </w:r>
-          </w:p>
-        </w:tc>
-        <w:tc>
-          <w:tcPr>
-            <w:tcW w:w="1981" w:type="dxa"/>
-          </w:tcPr>
-          <w:p>
-            <w:pPr>
-              <w:rPr>
-                <w:lang w:val="es-VE"/>
-              </w:rPr>
-            </w:pPr>
-            <w:r>
-              <w:rPr>
-                <w:lang w:val="es-VE"/>
-              </w:rPr>
-              <w:t>Autor</w:t>
-            </w:r>
-          </w:p>
-        </w:tc>
-        <w:tc>
-          <w:tcPr>
-            <w:tcW w:w="2695" w:type="dxa"/>
-          </w:tcPr>
-          <w:p>
-            <w:pPr>
-              <w:rPr>
-                <w:lang w:val="es-VE"/>
-              </w:rPr>
-            </w:pPr>
-            <w:r>
-              <w:rPr>
-                <w:lang w:val="es-VE"/>
-              </w:rPr>
               <w:t>Equipo 8</w:t>
             </w:r>
           </w:p>
@@ -2041,7 +2767,7 @@
       <w:tr>
         <w:tc>
           <w:tcPr>
-            <w:tcW w:w="9350" w:type="dxa"/>
+            <w:tcW w:w="9445" w:type="dxa"/>
             <w:gridSpan w:val="5"/>
             <w:shd w:val="clear" w:color="auto" w:fill="039B5D"/>
           </w:tcPr>
@@ -2057,7 +2783,7 @@
       <w:tr>
         <w:tc>
           <w:tcPr>
-            <w:tcW w:w="1975" w:type="dxa"/>
+            <w:tcW w:w="2070" w:type="dxa"/>
           </w:tcPr>
           <w:p>
             <w:pPr>
@@ -2079,11 +2805,6 @@
             <w:gridSpan w:val="4"/>
           </w:tcPr>
           <w:p>
-            <w:pPr>
-              <w:rPr>
-                <w:lang w:val="es-VE"/>
-              </w:rPr>
-            </w:pPr>
             <w:r>
               <w:rPr>
                 <w:lang w:val="es-VE"/>
@@ -2099,7 +2820,7 @@
         </w:trPr>
         <w:tc>
           <w:tcPr>
-            <w:tcW w:w="1975" w:type="dxa"/>
+            <w:tcW w:w="2070" w:type="dxa"/>
           </w:tcPr>
           <w:p>
             <w:pPr>
@@ -2130,39 +2851,40 @@
               <w:rPr>
                 <w:lang w:val="es-VE"/>
               </w:rPr>
-              <w:t>El administrador gestiona todos los turnos para comprobar que</w:t>
-            </w:r>
-            <w:r>
-              <w:rPr>
-                <w:lang w:val="es-VE"/>
-              </w:rPr>
-              <w:t xml:space="preserve"> </w:t>
-            </w:r>
-            <w:r>
-              <w:rPr>
-                <w:lang w:val="es-VE"/>
-              </w:rPr>
-              <w:t xml:space="preserve">la cantidad de cupos </w:t>
-            </w:r>
-            <w:r>
-              <w:rPr>
-                <w:lang w:val="es-VE"/>
-              </w:rPr>
-              <w:t xml:space="preserve">sea correcta y </w:t>
-            </w:r>
-            <w:r>
-              <w:rPr>
-                <w:lang w:val="es-VE"/>
-              </w:rPr>
-              <w:t>que todos los estudiantes puedan comer.</w:t>
-            </w:r>
-          </w:p>
-        </w:tc>
-      </w:tr>
-      <w:tr>
-        <w:tc>
-          <w:tcPr>
-            <w:tcW w:w="1975" w:type="dxa"/>
+              <w:t>1-</w:t>
+            </w:r>
+            <w:r>
+              <w:rPr>
+                <w:lang w:val="es-VE"/>
+              </w:rPr>
+              <w:t>El administrador añade una tarea</w:t>
+            </w:r>
+            <w:r>
+              <w:rPr>
+                <w:lang w:val="es-VE"/>
+              </w:rPr>
+              <w:t>.</w:t>
+            </w:r>
+          </w:p>
+          <w:p>
+            <w:pPr>
+              <w:rPr>
+                <w:lang w:val="es-VE"/>
+              </w:rPr>
+            </w:pPr>
+            <w:r>
+              <w:rPr>
+                <w:lang w:val="es-VE"/>
+              </w:rPr>
+              <w:t>2-El sistema notifica que existe una tarea en curso.</w:t>
+            </w:r>
+          </w:p>
+        </w:tc>
+      </w:tr>
+      <w:tr>
+        <w:tc>
+          <w:tcPr>
+            <w:tcW w:w="2070" w:type="dxa"/>
           </w:tcPr>
           <w:p>
             <w:pPr>
@@ -2199,15 +2921,21 @@
               <w:rPr>
                 <w:lang w:val="es-VE"/>
               </w:rPr>
-              <w:t xml:space="preserve"> Hay mas cupos de lo esperado, por lo cual hay estudiantes que no podrán comer.</w:t>
-            </w:r>
-          </w:p>
-        </w:tc>
-      </w:tr>
-      <w:tr>
-        <w:tc>
-          <w:tcPr>
-            <w:tcW w:w="1975" w:type="dxa"/>
+              <w:t>2-</w:t>
+            </w:r>
+            <w:r>
+              <w:rPr>
+                <w:lang w:val="es-VE"/>
+              </w:rPr>
+              <w:t xml:space="preserve"> La tarea no se cumple en el tiempo indicado por lo cual se cancela.</w:t>
+            </w:r>
+          </w:p>
+        </w:tc>
+      </w:tr>
+      <w:tr>
+        <w:tc>
+          <w:tcPr>
+            <w:tcW w:w="2070" w:type="dxa"/>
           </w:tcPr>
           <w:p>
             <w:pPr>
@@ -2238,19 +2966,13 @@
               <w:rPr>
                 <w:lang w:val="es-VE"/>
               </w:rPr>
-              <w:t xml:space="preserve"> Hay menos cupos de lo esperado, por lo </w:t>
-            </w:r>
-            <w:r>
-              <w:rPr>
-                <w:lang w:val="es-VE"/>
-              </w:rPr>
-              <w:t xml:space="preserve">mismo </w:t>
-            </w:r>
-            <w:r>
-              <w:rPr>
-                <w:lang w:val="es-VE"/>
-              </w:rPr>
-              <w:t>sobrara comida.</w:t>
+              <w:t>1-</w:t>
+            </w:r>
+            <w:r>
+              <w:rPr>
+                <w:lang w:val="es-VE"/>
+              </w:rPr>
+              <w:t>No se puede colocar la tarea ya que la misma ya se encuentra en progreso.</w:t>
             </w:r>
           </w:p>
         </w:tc>
@@ -2261,7 +2983,7 @@
         </w:trPr>
         <w:tc>
           <w:tcPr>
-            <w:tcW w:w="1975" w:type="dxa"/>
+            <w:tcW w:w="2070" w:type="dxa"/>
           </w:tcPr>
           <w:p>
             <w:pPr>
@@ -2292,7 +3014,7 @@
               <w:rPr>
                 <w:lang w:val="es-VE"/>
               </w:rPr>
-              <w:t>Eficiencia, facilidad, ética.</w:t>
+              <w:t>Eficiencia, facilidad e interfaz.</w:t>
             </w:r>
           </w:p>
         </w:tc>
@@ -2932,6 +3654,7 @@
   <w:style w:type="character" w:default="1" w:styleId="DefaultParagraphFont">
     <w:name w:val="Default Paragraph Font"/>
     <w:uiPriority w:val="1"/>
+    <w:semiHidden/>
     <w:unhideWhenUsed/>
   </w:style>
   <w:style w:type="table" w:default="1" w:styleId="TableNormal">

--- a/main/docs/modelo_caso_de _uso/Doc1.docx
+++ b/main/docs/modelo_caso_de _uso/Doc1.docx
@@ -1,6 +1,6 @@
 
 <file path=word/document.xml><?xml version="1.0" encoding="utf-8"?>
-<w:document xmlns:wpc="http://schemas.microsoft.com/office/word/2010/wordprocessingCanvas" xmlns:cx="http://schemas.microsoft.com/office/drawing/2014/chartex" xmlns:cx1="http://schemas.microsoft.com/office/drawing/2015/9/8/chartex" xmlns:cx2="http://schemas.microsoft.com/office/drawing/2015/10/21/chartex" xmlns:cx3="http://schemas.microsoft.com/office/drawing/2016/5/9/chartex" xmlns:cx4="http://schemas.microsoft.com/office/drawing/2016/5/10/chartex" xmlns:cx5="http://schemas.microsoft.com/office/drawing/2016/5/11/chartex" xmlns:cx6="http://schemas.microsoft.com/office/drawing/2016/5/12/chartex" xmlns:cx7="http://schemas.microsoft.com/office/drawing/2016/5/13/chartex" xmlns:cx8="http://schemas.microsoft.com/office/drawing/2016/5/14/chartex" xmlns:mc="http://schemas.openxmlformats.org/markup-compatibility/2006" xmlns:aink="http://schemas.microsoft.com/office/drawing/2016/ink" xmlns:am3d="http://schemas.microsoft.com/office/drawing/2017/model3d" xmlns:o="urn:schemas-microsoft-com:office:office" xmlns:oel="http://schemas.microsoft.com/office/2019/extlst" xmlns:r="http://schemas.openxmlformats.org/officeDocument/2006/relationships" xmlns:m="http://schemas.openxmlformats.org/officeDocument/2006/math" xmlns:v="urn:schemas-microsoft-com:vml" xmlns:wp14="http://schemas.microsoft.com/office/word/2010/wordprocessingDrawing" xmlns:wp="http://schemas.openxmlformats.org/drawingml/2006/wordprocessingDrawing" xmlns:w10="urn:schemas-microsoft-com:office:word" xmlns:w="http://schemas.openxmlformats.org/wordprocessingml/2006/main" xmlns:w14="http://schemas.microsoft.com/office/word/2010/wordml" xmlns:w15="http://schemas.microsoft.com/office/word/2012/wordml" xmlns:w16cex="http://schemas.microsoft.com/office/word/2018/wordml/cex" xmlns:w16cid="http://schemas.microsoft.com/office/word/2016/wordml/cid" xmlns:w16="http://schemas.microsoft.com/office/word/2018/wordml" xmlns:w16sdtdh="http://schemas.microsoft.com/office/word/2020/wordml/sdtdatahash" xmlns:w16se="http://schemas.microsoft.com/office/word/2015/wordml/symex" xmlns:wpg="http://schemas.microsoft.com/office/word/2010/wordprocessingGroup" xmlns:wpi="http://schemas.microsoft.com/office/word/2010/wordprocessingInk" xmlns:wne="http://schemas.microsoft.com/office/word/2006/wordml" xmlns:wps="http://schemas.microsoft.com/office/word/2010/wordprocessingShape" mc:Ignorable="w14 w15 w16se w16cid w16 w16cex w16sdtdh wp14">
+<w:document xmlns:wpc="http://schemas.microsoft.com/office/word/2010/wordprocessingCanvas" xmlns:cx="http://schemas.microsoft.com/office/drawing/2014/chartex" xmlns:cx1="http://schemas.microsoft.com/office/drawing/2015/9/8/chartex" xmlns:cx2="http://schemas.microsoft.com/office/drawing/2015/10/21/chartex" xmlns:cx3="http://schemas.microsoft.com/office/drawing/2016/5/9/chartex" xmlns:cx4="http://schemas.microsoft.com/office/drawing/2016/5/10/chartex" xmlns:cx5="http://schemas.microsoft.com/office/drawing/2016/5/11/chartex" xmlns:cx6="http://schemas.microsoft.com/office/drawing/2016/5/12/chartex" xmlns:cx7="http://schemas.microsoft.com/office/drawing/2016/5/13/chartex" xmlns:cx8="http://schemas.microsoft.com/office/drawing/2016/5/14/chartex" xmlns:mc="http://schemas.openxmlformats.org/markup-compatibility/2006" xmlns:aink="http://schemas.microsoft.com/office/drawing/2016/ink" xmlns:am3d="http://schemas.microsoft.com/office/drawing/2017/model3d" xmlns:o="urn:schemas-microsoft-com:office:office" xmlns:r="http://schemas.openxmlformats.org/officeDocument/2006/relationships" xmlns:m="http://schemas.openxmlformats.org/officeDocument/2006/math" xmlns:v="urn:schemas-microsoft-com:vml" xmlns:wp14="http://schemas.microsoft.com/office/word/2010/wordprocessingDrawing" xmlns:wp="http://schemas.openxmlformats.org/drawingml/2006/wordprocessingDrawing" xmlns:w10="urn:schemas-microsoft-com:office:word" xmlns:w="http://schemas.openxmlformats.org/wordprocessingml/2006/main" xmlns:w14="http://schemas.microsoft.com/office/word/2010/wordml" xmlns:w15="http://schemas.microsoft.com/office/word/2012/wordml" xmlns:w16cex="http://schemas.microsoft.com/office/word/2018/wordml/cex" xmlns:w16cid="http://schemas.microsoft.com/office/word/2016/wordml/cid" xmlns:w16="http://schemas.microsoft.com/office/word/2018/wordml" xmlns:w16sdtdh="http://schemas.microsoft.com/office/word/2020/wordml/sdtdatahash" xmlns:w16se="http://schemas.microsoft.com/office/word/2015/wordml/symex" xmlns:wpg="http://schemas.microsoft.com/office/word/2010/wordprocessingGroup" xmlns:wpi="http://schemas.microsoft.com/office/word/2010/wordprocessingInk" xmlns:wne="http://schemas.microsoft.com/office/word/2006/wordml" xmlns:wps="http://schemas.microsoft.com/office/word/2010/wordprocessingShape" mc:Ignorable="w14 w15 w16se w16cid w16 w16cex w16sdtdh wp14">
   <w:body>
     <w:p>
       <w:pPr>
@@ -25,7 +25,7 @@
     </w:p>
     <w:tbl>
       <w:tblPr>
-        <w:tblStyle w:val="TableGrid"/>
+        <w:tblStyle w:val="Tablaconcuadrcula"/>
         <w:tblW w:w="0" w:type="auto"/>
         <w:tblInd w:w="-95" w:type="dxa"/>
         <w:tblLook w:val="04A0" w:firstRow="1" w:lastRow="0" w:firstColumn="1" w:lastColumn="0" w:noHBand="0" w:noVBand="1"/>
@@ -182,7 +182,7 @@
               <w:rPr>
                 <w:lang w:val="es-VE"/>
               </w:rPr>
-              <w:t>propuesta</w:t>
+              <w:t>Propuesta</w:t>
             </w:r>
           </w:p>
         </w:tc>
@@ -218,7 +218,7 @@
               <w:rPr>
                 <w:lang w:val="es-VE"/>
               </w:rPr>
-              <w:t>Equipo 8</w:t>
+              <w:t>Gabriel Castillo</w:t>
             </w:r>
           </w:p>
         </w:tc>
@@ -341,20 +341,32 @@
               <w:rPr>
                 <w:lang w:val="es-VE"/>
               </w:rPr>
-              <w:t>2-El usuario ingresa los datos requeridos.</w:t>
-            </w:r>
-          </w:p>
-          <w:p>
-            <w:pPr>
-              <w:rPr>
-                <w:lang w:val="es-VE"/>
-              </w:rPr>
-            </w:pPr>
-            <w:r>
-              <w:rPr>
-                <w:lang w:val="es-VE"/>
-              </w:rPr>
-              <w:t>3-El usuario valida los datos.</w:t>
+              <w:t>2-El usuario ingresa los datos.</w:t>
+            </w:r>
+          </w:p>
+          <w:p>
+            <w:pPr>
+              <w:rPr>
+                <w:lang w:val="es-VE"/>
+              </w:rPr>
+            </w:pPr>
+            <w:r>
+              <w:rPr>
+                <w:lang w:val="es-VE"/>
+              </w:rPr>
+              <w:t>3-El</w:t>
+            </w:r>
+            <w:r>
+              <w:rPr>
+                <w:lang w:val="es-VE"/>
+              </w:rPr>
+              <w:t xml:space="preserve"> sistema</w:t>
+            </w:r>
+            <w:r>
+              <w:rPr>
+                <w:lang w:val="es-VE"/>
+              </w:rPr>
+              <w:t xml:space="preserve"> valida los datos.</w:t>
             </w:r>
           </w:p>
           <w:p>
@@ -426,6 +438,12 @@
               </w:rPr>
               <w:t>La contraseña es incorrecta y se invalida el acceso</w:t>
             </w:r>
+            <w:r>
+              <w:rPr>
+                <w:lang w:val="es-VE"/>
+              </w:rPr>
+              <w:t>, vuelve a 1.</w:t>
+            </w:r>
           </w:p>
         </w:tc>
       </w:tr>
@@ -481,7 +499,13 @@
               <w:rPr>
                 <w:lang w:val="es-VE"/>
               </w:rPr>
-              <w:t>l usuario ingresado no existe así que debe ser creado antes de poder iniciar sesión</w:t>
+              <w:t xml:space="preserve">l usuario ingresado no existe así que </w:t>
+            </w:r>
+            <w:r>
+              <w:rPr>
+                <w:lang w:val="es-VE"/>
+              </w:rPr>
+              <w:t>debe registrarse para acceder.</w:t>
             </w:r>
           </w:p>
         </w:tc>
@@ -611,7 +635,7 @@
     </w:p>
     <w:tbl>
       <w:tblPr>
-        <w:tblStyle w:val="TableGrid"/>
+        <w:tblStyle w:val="Tablaconcuadrcula"/>
         <w:tblpPr w:leftFromText="180" w:rightFromText="180" w:horzAnchor="margin" w:tblpY="-9360"/>
         <w:tblW w:w="0" w:type="auto"/>
         <w:tblLook w:val="04A0" w:firstRow="1" w:lastRow="0" w:firstColumn="1" w:lastColumn="0" w:noHBand="0" w:noVBand="1"/>
@@ -775,7 +799,7 @@
               <w:rPr>
                 <w:lang w:val="es-VE"/>
               </w:rPr>
-              <w:t>propuesta</w:t>
+              <w:t>Propuesta</w:t>
             </w:r>
           </w:p>
         </w:tc>
@@ -811,7 +835,7 @@
               <w:rPr>
                 <w:lang w:val="es-VE"/>
               </w:rPr>
-              <w:t>Equipo 8</w:t>
+              <w:t>Gabriel Castillo</w:t>
             </w:r>
           </w:p>
         </w:tc>
@@ -914,20 +938,57 @@
               <w:rPr>
                 <w:lang w:val="es-VE"/>
               </w:rPr>
-              <w:t>1-El usuario consulta el menú disponible para el día actual.</w:t>
-            </w:r>
-          </w:p>
-          <w:p>
-            <w:pPr>
-              <w:rPr>
-                <w:lang w:val="es-VE"/>
-              </w:rPr>
-            </w:pPr>
-            <w:r>
-              <w:rPr>
-                <w:lang w:val="es-VE"/>
-              </w:rPr>
-              <w:t>2-El sistema muestra el menú.</w:t>
+              <w:t>1</w:t>
+            </w:r>
+            <w:r>
+              <w:rPr>
+                <w:lang w:val="es-VE"/>
+              </w:rPr>
+              <w:t xml:space="preserve">- </w:t>
+            </w:r>
+            <w:r>
+              <w:rPr>
+                <w:lang w:val="es-VE"/>
+              </w:rPr>
+              <w:t>El usuario inicia sesión.</w:t>
+            </w:r>
+          </w:p>
+          <w:p>
+            <w:pPr>
+              <w:rPr>
+                <w:lang w:val="es-VE"/>
+              </w:rPr>
+            </w:pPr>
+            <w:r>
+              <w:rPr>
+                <w:lang w:val="es-VE"/>
+              </w:rPr>
+              <w:t xml:space="preserve">2- </w:t>
+            </w:r>
+            <w:r>
+              <w:rPr>
+                <w:lang w:val="es-VE"/>
+              </w:rPr>
+              <w:t>El usuario consulta el menú disponible para el día actual.</w:t>
+            </w:r>
+          </w:p>
+          <w:p>
+            <w:pPr>
+              <w:rPr>
+                <w:lang w:val="es-VE"/>
+              </w:rPr>
+            </w:pPr>
+            <w:r>
+              <w:rPr>
+                <w:lang w:val="es-VE"/>
+              </w:rPr>
+              <w:t xml:space="preserve">3- </w:t>
+            </w:r>
+            <w:r>
+              <w:rPr>
+                <w:lang w:val="es-VE"/>
+              </w:rPr>
+              <w:t>El sistema muestra el menú.</w:t>
             </w:r>
           </w:p>
         </w:tc>
@@ -1097,7 +1158,19 @@
               <w:rPr>
                 <w:lang w:val="es-VE"/>
               </w:rPr>
-              <w:t xml:space="preserve">Eficiencia, facilidad, interfaz, </w:t>
+              <w:t xml:space="preserve">Eficiencia, facilidad, </w:t>
+            </w:r>
+            <w:r>
+              <w:rPr>
+                <w:lang w:val="es-VE"/>
+              </w:rPr>
+              <w:t>información clara</w:t>
+            </w:r>
+            <w:r>
+              <w:rPr>
+                <w:lang w:val="es-VE"/>
+              </w:rPr>
+              <w:t xml:space="preserve">, </w:t>
             </w:r>
             <w:r>
               <w:rPr>
@@ -1118,7 +1191,7 @@
     </w:p>
     <w:tbl>
       <w:tblPr>
-        <w:tblStyle w:val="TableGrid"/>
+        <w:tblStyle w:val="Tablaconcuadrcula"/>
         <w:tblpPr w:leftFromText="180" w:rightFromText="180" w:vertAnchor="text" w:horzAnchor="margin" w:tblpY="222"/>
         <w:tblW w:w="0" w:type="auto"/>
         <w:tblLook w:val="04A0" w:firstRow="1" w:lastRow="0" w:firstColumn="1" w:lastColumn="0" w:noHBand="0" w:noVBand="1"/>
@@ -1275,7 +1348,7 @@
               <w:rPr>
                 <w:lang w:val="es-VE"/>
               </w:rPr>
-              <w:t>propuesta</w:t>
+              <w:t>Propuesta</w:t>
             </w:r>
           </w:p>
         </w:tc>
@@ -1311,7 +1384,7 @@
               <w:rPr>
                 <w:lang w:val="es-VE"/>
               </w:rPr>
-              <w:t>Equipo 8</w:t>
+              <w:t>Gabriel Castillo</w:t>
             </w:r>
           </w:p>
         </w:tc>
@@ -1414,7 +1487,26 @@
               <w:rPr>
                 <w:lang w:val="es-VE"/>
               </w:rPr>
-              <w:t>1-</w:t>
+              <w:t>1-El usuario inicia sesión.</w:t>
+            </w:r>
+          </w:p>
+          <w:p>
+            <w:pPr>
+              <w:rPr>
+                <w:lang w:val="es-VE"/>
+              </w:rPr>
+            </w:pPr>
+            <w:r>
+              <w:rPr>
+                <w:lang w:val="es-VE"/>
+              </w:rPr>
+              <w:t>2</w:t>
+            </w:r>
+            <w:r>
+              <w:rPr>
+                <w:lang w:val="es-VE"/>
+              </w:rPr>
+              <w:t>-</w:t>
             </w:r>
             <w:r>
               <w:rPr>
@@ -1451,7 +1543,13 @@
               <w:rPr>
                 <w:lang w:val="es-VE"/>
               </w:rPr>
-              <w:t>2-El sistema reserva un espacio para el usuario.</w:t>
+              <w:t>3</w:t>
+            </w:r>
+            <w:r>
+              <w:rPr>
+                <w:lang w:val="es-VE"/>
+              </w:rPr>
+              <w:t>-El sistema reserva un espacio para el usuario.</w:t>
             </w:r>
           </w:p>
         </w:tc>
@@ -1497,7 +1595,13 @@
               <w:rPr>
                 <w:lang w:val="es-VE"/>
               </w:rPr>
-              <w:t>2-</w:t>
+              <w:t>3</w:t>
+            </w:r>
+            <w:r>
+              <w:rPr>
+                <w:lang w:val="es-VE"/>
+              </w:rPr>
+              <w:t>-</w:t>
             </w:r>
             <w:r>
               <w:rPr>
@@ -1555,7 +1659,13 @@
               <w:rPr>
                 <w:lang w:val="es-VE"/>
               </w:rPr>
-              <w:t>1-</w:t>
+              <w:t>2</w:t>
+            </w:r>
+            <w:r>
+              <w:rPr>
+                <w:lang w:val="es-VE"/>
+              </w:rPr>
+              <w:t>-</w:t>
             </w:r>
             <w:r>
               <w:rPr>
@@ -1624,7 +1734,7 @@
     </w:p>
     <w:tbl>
       <w:tblPr>
-        <w:tblStyle w:val="TableGrid"/>
+        <w:tblStyle w:val="Tablaconcuadrcula"/>
         <w:tblW w:w="0" w:type="auto"/>
         <w:tblLook w:val="04A0" w:firstRow="1" w:lastRow="0" w:firstColumn="1" w:lastColumn="0" w:noHBand="0" w:noVBand="1"/>
       </w:tblPr>
@@ -1774,7 +1884,13 @@
               <w:rPr>
                 <w:lang w:val="es-VE"/>
               </w:rPr>
-              <w:t>propuestas</w:t>
+              <w:t>Propuesta</w:t>
+            </w:r>
+            <w:r>
+              <w:rPr>
+                <w:lang w:val="es-VE"/>
+              </w:rPr>
+              <w:t>s</w:t>
             </w:r>
           </w:p>
         </w:tc>
@@ -1810,7 +1926,7 @@
               <w:rPr>
                 <w:lang w:val="es-VE"/>
               </w:rPr>
-              <w:t>Equipo 8</w:t>
+              <w:t>Gabriel Castillo</w:t>
             </w:r>
           </w:p>
         </w:tc>
@@ -1865,13 +1981,7 @@
               <w:rPr>
                 <w:lang w:val="es-VE"/>
               </w:rPr>
-              <w:t>Administrador del Comedor</w:t>
-            </w:r>
-            <w:r>
-              <w:rPr>
-                <w:lang w:val="es-VE"/>
-              </w:rPr>
-              <w:t>.</w:t>
+              <w:t>Administrador.</w:t>
             </w:r>
           </w:p>
         </w:tc>
@@ -1913,13 +2023,44 @@
               <w:rPr>
                 <w:lang w:val="es-VE"/>
               </w:rPr>
-              <w:t>1-</w:t>
-            </w:r>
-            <w:r>
-              <w:rPr>
-                <w:lang w:val="es-VE"/>
-              </w:rPr>
-              <w:t xml:space="preserve">El administrador revisa los menús de la semana para </w:t>
+              <w:t>1- El administrador inicia sesión.</w:t>
+            </w:r>
+          </w:p>
+          <w:p>
+            <w:pPr>
+              <w:rPr>
+                <w:lang w:val="es-VE"/>
+              </w:rPr>
+            </w:pPr>
+            <w:r>
+              <w:rPr>
+                <w:lang w:val="es-VE"/>
+              </w:rPr>
+              <w:t>2</w:t>
+            </w:r>
+            <w:r>
+              <w:rPr>
+                <w:lang w:val="es-VE"/>
+              </w:rPr>
+              <w:t>-</w:t>
+            </w:r>
+            <w:r>
+              <w:rPr>
+                <w:lang w:val="es-VE"/>
+              </w:rPr>
+              <w:t xml:space="preserve">El </w:t>
+            </w:r>
+            <w:r>
+              <w:rPr>
+                <w:lang w:val="es-VE"/>
+              </w:rPr>
+              <w:t>administrador r</w:t>
+            </w:r>
+            <w:r>
+              <w:rPr>
+                <w:lang w:val="es-VE"/>
+              </w:rPr>
+              <w:t xml:space="preserve">evisa los menús de la semana para </w:t>
             </w:r>
             <w:r>
               <w:rPr>
@@ -1976,13 +2117,13 @@
               <w:rPr>
                 <w:lang w:val="es-VE"/>
               </w:rPr>
-              <w:t xml:space="preserve"> </w:t>
-            </w:r>
-            <w:r>
-              <w:rPr>
-                <w:lang w:val="es-VE"/>
-              </w:rPr>
-              <w:t>1-</w:t>
+              <w:t>2</w:t>
+            </w:r>
+            <w:r>
+              <w:rPr>
+                <w:lang w:val="es-VE"/>
+              </w:rPr>
+              <w:t>-</w:t>
             </w:r>
             <w:r>
               <w:rPr>
@@ -2039,7 +2180,13 @@
               <w:rPr>
                 <w:lang w:val="es-VE"/>
               </w:rPr>
-              <w:t>1-</w:t>
+              <w:t>2</w:t>
+            </w:r>
+            <w:r>
+              <w:rPr>
+                <w:lang w:val="es-VE"/>
+              </w:rPr>
+              <w:t>-</w:t>
             </w:r>
             <w:r>
               <w:rPr>
@@ -2114,7 +2261,7 @@
     </w:p>
     <w:tbl>
       <w:tblPr>
-        <w:tblStyle w:val="TableGrid"/>
+        <w:tblStyle w:val="Tablaconcuadrcula"/>
         <w:tblpPr w:leftFromText="180" w:rightFromText="180" w:horzAnchor="margin" w:tblpY="-13395"/>
         <w:tblW w:w="0" w:type="auto"/>
         <w:tblLook w:val="04A0" w:firstRow="1" w:lastRow="0" w:firstColumn="1" w:lastColumn="0" w:noHBand="0" w:noVBand="1"/>
@@ -2254,7 +2401,13 @@
               <w:rPr>
                 <w:lang w:val="es-VE"/>
               </w:rPr>
-              <w:t>Propuestas</w:t>
+              <w:t>Propuesta</w:t>
+            </w:r>
+            <w:r>
+              <w:rPr>
+                <w:lang w:val="es-VE"/>
+              </w:rPr>
+              <w:t>s</w:t>
             </w:r>
           </w:p>
         </w:tc>
@@ -2290,7 +2443,7 @@
               <w:rPr>
                 <w:lang w:val="es-VE"/>
               </w:rPr>
-              <w:t>Equipo 8</w:t>
+              <w:t>Gabriel Castillo</w:t>
             </w:r>
           </w:p>
         </w:tc>
@@ -2345,7 +2498,7 @@
               <w:rPr>
                 <w:lang w:val="es-VE"/>
               </w:rPr>
-              <w:t>Administrador del Comedor.</w:t>
+              <w:t>Administrador.</w:t>
             </w:r>
           </w:p>
         </w:tc>
@@ -2387,7 +2540,26 @@
               <w:rPr>
                 <w:lang w:val="es-VE"/>
               </w:rPr>
-              <w:t>1-</w:t>
+              <w:t>1- El administrador inicia sesión.</w:t>
+            </w:r>
+          </w:p>
+          <w:p>
+            <w:pPr>
+              <w:rPr>
+                <w:lang w:val="es-VE"/>
+              </w:rPr>
+            </w:pPr>
+            <w:r>
+              <w:rPr>
+                <w:lang w:val="es-VE"/>
+              </w:rPr>
+              <w:t>2</w:t>
+            </w:r>
+            <w:r>
+              <w:rPr>
+                <w:lang w:val="es-VE"/>
+              </w:rPr>
+              <w:t>-</w:t>
             </w:r>
             <w:r>
               <w:rPr>
@@ -2399,20 +2571,38 @@
               <w:rPr>
                 <w:lang w:val="es-VE"/>
               </w:rPr>
-              <w:t>l administrador registra los insumos necesarios para poder preparar todos los menús de la semana.</w:t>
-            </w:r>
-          </w:p>
-          <w:p>
-            <w:pPr>
-              <w:rPr>
-                <w:lang w:val="es-VE"/>
-              </w:rPr>
-            </w:pPr>
-            <w:r>
-              <w:rPr>
-                <w:lang w:val="es-VE"/>
-              </w:rPr>
-              <w:t>2-El sistema guarda los registros.</w:t>
+              <w:t xml:space="preserve">l </w:t>
+            </w:r>
+            <w:r>
+              <w:rPr>
+                <w:lang w:val="es-VE"/>
+              </w:rPr>
+              <w:t>administrador</w:t>
+            </w:r>
+            <w:r>
+              <w:rPr>
+                <w:lang w:val="es-VE"/>
+              </w:rPr>
+              <w:t xml:space="preserve"> registra los insumos necesarios para poder preparar todos los menús de la semana.</w:t>
+            </w:r>
+          </w:p>
+          <w:p>
+            <w:pPr>
+              <w:rPr>
+                <w:lang w:val="es-VE"/>
+              </w:rPr>
+            </w:pPr>
+            <w:r>
+              <w:rPr>
+                <w:lang w:val="es-VE"/>
+              </w:rPr>
+              <w:t>3</w:t>
+            </w:r>
+            <w:r>
+              <w:rPr>
+                <w:lang w:val="es-VE"/>
+              </w:rPr>
+              <w:t>-El sistema guarda los registros.</w:t>
             </w:r>
           </w:p>
           <w:p>
@@ -2464,7 +2654,13 @@
               <w:rPr>
                 <w:lang w:val="es-VE"/>
               </w:rPr>
-              <w:t>1-</w:t>
+              <w:t>2</w:t>
+            </w:r>
+            <w:r>
+              <w:rPr>
+                <w:lang w:val="es-VE"/>
+              </w:rPr>
+              <w:t>-</w:t>
             </w:r>
             <w:r>
               <w:rPr>
@@ -2509,7 +2705,13 @@
               <w:rPr>
                 <w:lang w:val="es-VE"/>
               </w:rPr>
-              <w:t>2-</w:t>
+              <w:t>3</w:t>
+            </w:r>
+            <w:r>
+              <w:rPr>
+                <w:lang w:val="es-VE"/>
+              </w:rPr>
+              <w:t>-</w:t>
             </w:r>
             <w:r>
               <w:rPr>
@@ -2584,7 +2786,7 @@
     </w:p>
     <w:tbl>
       <w:tblPr>
-        <w:tblStyle w:val="TableGrid"/>
+        <w:tblStyle w:val="Tablaconcuadrcula"/>
         <w:tblW w:w="0" w:type="auto"/>
         <w:tblInd w:w="-95" w:type="dxa"/>
         <w:tblLook w:val="04A0" w:firstRow="1" w:lastRow="0" w:firstColumn="1" w:lastColumn="0" w:noHBand="0" w:noVBand="1"/>
@@ -2723,7 +2925,7 @@
               <w:rPr>
                 <w:lang w:val="es-VE"/>
               </w:rPr>
-              <w:t>propuesta</w:t>
+              <w:t>Propuesta</w:t>
             </w:r>
           </w:p>
         </w:tc>
@@ -2759,7 +2961,7 @@
               <w:rPr>
                 <w:lang w:val="es-VE"/>
               </w:rPr>
-              <w:t>Equipo 8</w:t>
+              <w:t>Gabriel Castillo</w:t>
             </w:r>
           </w:p>
         </w:tc>
@@ -2809,7 +3011,7 @@
               <w:rPr>
                 <w:lang w:val="es-VE"/>
               </w:rPr>
-              <w:t>Administrador del Comedor.</w:t>
+              <w:t>Administrador.</w:t>
             </w:r>
           </w:p>
         </w:tc>
@@ -2851,13 +3053,44 @@
               <w:rPr>
                 <w:lang w:val="es-VE"/>
               </w:rPr>
-              <w:t>1-</w:t>
-            </w:r>
-            <w:r>
-              <w:rPr>
-                <w:lang w:val="es-VE"/>
-              </w:rPr>
-              <w:t>El administrador añade una tarea</w:t>
+              <w:t>1- El administrador inicia sesión.</w:t>
+            </w:r>
+          </w:p>
+          <w:p>
+            <w:pPr>
+              <w:rPr>
+                <w:lang w:val="es-VE"/>
+              </w:rPr>
+            </w:pPr>
+            <w:r>
+              <w:rPr>
+                <w:lang w:val="es-VE"/>
+              </w:rPr>
+              <w:t>2</w:t>
+            </w:r>
+            <w:r>
+              <w:rPr>
+                <w:lang w:val="es-VE"/>
+              </w:rPr>
+              <w:t>-</w:t>
+            </w:r>
+            <w:r>
+              <w:rPr>
+                <w:lang w:val="es-VE"/>
+              </w:rPr>
+              <w:t>El</w:t>
+            </w:r>
+            <w:r>
+              <w:rPr>
+                <w:lang w:val="es-VE"/>
+              </w:rPr>
+              <w:t xml:space="preserve"> administrador</w:t>
+            </w:r>
+            <w:r>
+              <w:rPr>
+                <w:lang w:val="es-VE"/>
+              </w:rPr>
+              <w:t xml:space="preserve"> añade una tarea</w:t>
             </w:r>
             <w:r>
               <w:rPr>
@@ -2876,7 +3109,13 @@
               <w:rPr>
                 <w:lang w:val="es-VE"/>
               </w:rPr>
-              <w:t>2-El sistema notifica que existe una tarea en curso.</w:t>
+              <w:t>3</w:t>
+            </w:r>
+            <w:r>
+              <w:rPr>
+                <w:lang w:val="es-VE"/>
+              </w:rPr>
+              <w:t>-El sistema notifica que existe una tarea en curso.</w:t>
             </w:r>
           </w:p>
         </w:tc>
@@ -2921,7 +3160,13 @@
               <w:rPr>
                 <w:lang w:val="es-VE"/>
               </w:rPr>
-              <w:t>2-</w:t>
+              <w:t>3</w:t>
+            </w:r>
+            <w:r>
+              <w:rPr>
+                <w:lang w:val="es-VE"/>
+              </w:rPr>
+              <w:t>-</w:t>
             </w:r>
             <w:r>
               <w:rPr>
@@ -2966,7 +3211,13 @@
               <w:rPr>
                 <w:lang w:val="es-VE"/>
               </w:rPr>
-              <w:t>1-</w:t>
+              <w:t>2</w:t>
+            </w:r>
+            <w:r>
+              <w:rPr>
+                <w:lang w:val="es-VE"/>
+              </w:rPr>
+              <w:t>-</w:t>
             </w:r>
             <w:r>
               <w:rPr>
@@ -3451,12 +3702,13 @@
   <w:style w:type="paragraph" w:default="1" w:styleId="Normal">
     <w:name w:val="Normal"/>
     <w:qFormat/>
+    <w:rsid w:val="00EB038B"/>
   </w:style>
-  <w:style w:type="paragraph" w:styleId="Heading1">
+  <w:style w:type="paragraph" w:styleId="Ttulo1">
     <w:name w:val="heading 1"/>
     <w:basedOn w:val="Normal"/>
     <w:next w:val="Normal"/>
-    <w:link w:val="Heading1Char"/>
+    <w:link w:val="Ttulo1Car"/>
     <w:uiPriority w:val="9"/>
     <w:qFormat/>
     <w:rsid w:val="008423EF"/>
@@ -3473,11 +3725,11 @@
       <w:szCs w:val="40"/>
     </w:rPr>
   </w:style>
-  <w:style w:type="paragraph" w:styleId="Heading2">
+  <w:style w:type="paragraph" w:styleId="Ttulo2">
     <w:name w:val="heading 2"/>
     <w:basedOn w:val="Normal"/>
     <w:next w:val="Normal"/>
-    <w:link w:val="Heading2Char"/>
+    <w:link w:val="Ttulo2Car"/>
     <w:uiPriority w:val="9"/>
     <w:semiHidden/>
     <w:unhideWhenUsed/>
@@ -3496,11 +3748,11 @@
       <w:szCs w:val="32"/>
     </w:rPr>
   </w:style>
-  <w:style w:type="paragraph" w:styleId="Heading3">
+  <w:style w:type="paragraph" w:styleId="Ttulo3">
     <w:name w:val="heading 3"/>
     <w:basedOn w:val="Normal"/>
     <w:next w:val="Normal"/>
-    <w:link w:val="Heading3Char"/>
+    <w:link w:val="Ttulo3Car"/>
     <w:uiPriority w:val="9"/>
     <w:semiHidden/>
     <w:unhideWhenUsed/>
@@ -3519,11 +3771,11 @@
       <w:szCs w:val="28"/>
     </w:rPr>
   </w:style>
-  <w:style w:type="paragraph" w:styleId="Heading4">
+  <w:style w:type="paragraph" w:styleId="Ttulo4">
     <w:name w:val="heading 4"/>
     <w:basedOn w:val="Normal"/>
     <w:next w:val="Normal"/>
-    <w:link w:val="Heading4Char"/>
+    <w:link w:val="Ttulo4Car"/>
     <w:uiPriority w:val="9"/>
     <w:semiHidden/>
     <w:unhideWhenUsed/>
@@ -3542,11 +3794,11 @@
       <w:color w:val="0F4761" w:themeColor="accent1" w:themeShade="BF"/>
     </w:rPr>
   </w:style>
-  <w:style w:type="paragraph" w:styleId="Heading5">
+  <w:style w:type="paragraph" w:styleId="Ttulo5">
     <w:name w:val="heading 5"/>
     <w:basedOn w:val="Normal"/>
     <w:next w:val="Normal"/>
-    <w:link w:val="Heading5Char"/>
+    <w:link w:val="Ttulo5Car"/>
     <w:uiPriority w:val="9"/>
     <w:semiHidden/>
     <w:unhideWhenUsed/>
@@ -3563,11 +3815,11 @@
       <w:color w:val="0F4761" w:themeColor="accent1" w:themeShade="BF"/>
     </w:rPr>
   </w:style>
-  <w:style w:type="paragraph" w:styleId="Heading6">
+  <w:style w:type="paragraph" w:styleId="Ttulo6">
     <w:name w:val="heading 6"/>
     <w:basedOn w:val="Normal"/>
     <w:next w:val="Normal"/>
-    <w:link w:val="Heading6Char"/>
+    <w:link w:val="Ttulo6Car"/>
     <w:uiPriority w:val="9"/>
     <w:semiHidden/>
     <w:unhideWhenUsed/>
@@ -3586,11 +3838,11 @@
       <w:color w:val="595959" w:themeColor="text1" w:themeTint="A6"/>
     </w:rPr>
   </w:style>
-  <w:style w:type="paragraph" w:styleId="Heading7">
+  <w:style w:type="paragraph" w:styleId="Ttulo7">
     <w:name w:val="heading 7"/>
     <w:basedOn w:val="Normal"/>
     <w:next w:val="Normal"/>
-    <w:link w:val="Heading7Char"/>
+    <w:link w:val="Ttulo7Car"/>
     <w:uiPriority w:val="9"/>
     <w:semiHidden/>
     <w:unhideWhenUsed/>
@@ -3607,11 +3859,11 @@
       <w:color w:val="595959" w:themeColor="text1" w:themeTint="A6"/>
     </w:rPr>
   </w:style>
-  <w:style w:type="paragraph" w:styleId="Heading8">
+  <w:style w:type="paragraph" w:styleId="Ttulo8">
     <w:name w:val="heading 8"/>
     <w:basedOn w:val="Normal"/>
     <w:next w:val="Normal"/>
-    <w:link w:val="Heading8Char"/>
+    <w:link w:val="Ttulo8Car"/>
     <w:uiPriority w:val="9"/>
     <w:semiHidden/>
     <w:unhideWhenUsed/>
@@ -3630,11 +3882,11 @@
       <w:color w:val="272727" w:themeColor="text1" w:themeTint="D8"/>
     </w:rPr>
   </w:style>
-  <w:style w:type="paragraph" w:styleId="Heading9">
+  <w:style w:type="paragraph" w:styleId="Ttulo9">
     <w:name w:val="heading 9"/>
     <w:basedOn w:val="Normal"/>
     <w:next w:val="Normal"/>
-    <w:link w:val="Heading9Char"/>
+    <w:link w:val="Ttulo9Car"/>
     <w:uiPriority w:val="9"/>
     <w:semiHidden/>
     <w:unhideWhenUsed/>
@@ -3651,13 +3903,13 @@
       <w:color w:val="272727" w:themeColor="text1" w:themeTint="D8"/>
     </w:rPr>
   </w:style>
-  <w:style w:type="character" w:default="1" w:styleId="DefaultParagraphFont">
+  <w:style w:type="character" w:default="1" w:styleId="Fuentedeprrafopredeter">
     <w:name w:val="Default Paragraph Font"/>
     <w:uiPriority w:val="1"/>
     <w:semiHidden/>
     <w:unhideWhenUsed/>
   </w:style>
-  <w:style w:type="table" w:default="1" w:styleId="TableNormal">
+  <w:style w:type="table" w:default="1" w:styleId="Tablanormal">
     <w:name w:val="Normal Table"/>
     <w:uiPriority w:val="99"/>
     <w:semiHidden/>
@@ -3672,16 +3924,16 @@
       </w:tblCellMar>
     </w:tblPr>
   </w:style>
-  <w:style w:type="numbering" w:default="1" w:styleId="NoList">
+  <w:style w:type="numbering" w:default="1" w:styleId="Sinlista">
     <w:name w:val="No List"/>
     <w:uiPriority w:val="99"/>
     <w:semiHidden/>
     <w:unhideWhenUsed/>
   </w:style>
-  <w:style w:type="character" w:customStyle="1" w:styleId="Heading1Char">
-    <w:name w:val="Heading 1 Char"/>
-    <w:basedOn w:val="DefaultParagraphFont"/>
-    <w:link w:val="Heading1"/>
+  <w:style w:type="character" w:customStyle="1" w:styleId="Ttulo1Car">
+    <w:name w:val="Título 1 Car"/>
+    <w:basedOn w:val="Fuentedeprrafopredeter"/>
+    <w:link w:val="Ttulo1"/>
     <w:uiPriority w:val="9"/>
     <w:rsid w:val="008423EF"/>
     <w:rPr>
@@ -3691,10 +3943,10 @@
       <w:szCs w:val="40"/>
     </w:rPr>
   </w:style>
-  <w:style w:type="character" w:customStyle="1" w:styleId="Heading2Char">
-    <w:name w:val="Heading 2 Char"/>
-    <w:basedOn w:val="DefaultParagraphFont"/>
-    <w:link w:val="Heading2"/>
+  <w:style w:type="character" w:customStyle="1" w:styleId="Ttulo2Car">
+    <w:name w:val="Título 2 Car"/>
+    <w:basedOn w:val="Fuentedeprrafopredeter"/>
+    <w:link w:val="Ttulo2"/>
     <w:uiPriority w:val="9"/>
     <w:semiHidden/>
     <w:rsid w:val="008423EF"/>
@@ -3705,10 +3957,10 @@
       <w:szCs w:val="32"/>
     </w:rPr>
   </w:style>
-  <w:style w:type="character" w:customStyle="1" w:styleId="Heading3Char">
-    <w:name w:val="Heading 3 Char"/>
-    <w:basedOn w:val="DefaultParagraphFont"/>
-    <w:link w:val="Heading3"/>
+  <w:style w:type="character" w:customStyle="1" w:styleId="Ttulo3Car">
+    <w:name w:val="Título 3 Car"/>
+    <w:basedOn w:val="Fuentedeprrafopredeter"/>
+    <w:link w:val="Ttulo3"/>
     <w:uiPriority w:val="9"/>
     <w:semiHidden/>
     <w:rsid w:val="008423EF"/>
@@ -3719,10 +3971,10 @@
       <w:szCs w:val="28"/>
     </w:rPr>
   </w:style>
-  <w:style w:type="character" w:customStyle="1" w:styleId="Heading4Char">
-    <w:name w:val="Heading 4 Char"/>
-    <w:basedOn w:val="DefaultParagraphFont"/>
-    <w:link w:val="Heading4"/>
+  <w:style w:type="character" w:customStyle="1" w:styleId="Ttulo4Car">
+    <w:name w:val="Título 4 Car"/>
+    <w:basedOn w:val="Fuentedeprrafopredeter"/>
+    <w:link w:val="Ttulo4"/>
     <w:uiPriority w:val="9"/>
     <w:semiHidden/>
     <w:rsid w:val="008423EF"/>
@@ -3733,10 +3985,10 @@
       <w:color w:val="0F4761" w:themeColor="accent1" w:themeShade="BF"/>
     </w:rPr>
   </w:style>
-  <w:style w:type="character" w:customStyle="1" w:styleId="Heading5Char">
-    <w:name w:val="Heading 5 Char"/>
-    <w:basedOn w:val="DefaultParagraphFont"/>
-    <w:link w:val="Heading5"/>
+  <w:style w:type="character" w:customStyle="1" w:styleId="Ttulo5Car">
+    <w:name w:val="Título 5 Car"/>
+    <w:basedOn w:val="Fuentedeprrafopredeter"/>
+    <w:link w:val="Ttulo5"/>
     <w:uiPriority w:val="9"/>
     <w:semiHidden/>
     <w:rsid w:val="008423EF"/>
@@ -3745,10 +3997,10 @@
       <w:color w:val="0F4761" w:themeColor="accent1" w:themeShade="BF"/>
     </w:rPr>
   </w:style>
-  <w:style w:type="character" w:customStyle="1" w:styleId="Heading6Char">
-    <w:name w:val="Heading 6 Char"/>
-    <w:basedOn w:val="DefaultParagraphFont"/>
-    <w:link w:val="Heading6"/>
+  <w:style w:type="character" w:customStyle="1" w:styleId="Ttulo6Car">
+    <w:name w:val="Título 6 Car"/>
+    <w:basedOn w:val="Fuentedeprrafopredeter"/>
+    <w:link w:val="Ttulo6"/>
     <w:uiPriority w:val="9"/>
     <w:semiHidden/>
     <w:rsid w:val="008423EF"/>
@@ -3759,10 +4011,10 @@
       <w:color w:val="595959" w:themeColor="text1" w:themeTint="A6"/>
     </w:rPr>
   </w:style>
-  <w:style w:type="character" w:customStyle="1" w:styleId="Heading7Char">
-    <w:name w:val="Heading 7 Char"/>
-    <w:basedOn w:val="DefaultParagraphFont"/>
-    <w:link w:val="Heading7"/>
+  <w:style w:type="character" w:customStyle="1" w:styleId="Ttulo7Car">
+    <w:name w:val="Título 7 Car"/>
+    <w:basedOn w:val="Fuentedeprrafopredeter"/>
+    <w:link w:val="Ttulo7"/>
     <w:uiPriority w:val="9"/>
     <w:semiHidden/>
     <w:rsid w:val="008423EF"/>
@@ -3771,10 +4023,10 @@
       <w:color w:val="595959" w:themeColor="text1" w:themeTint="A6"/>
     </w:rPr>
   </w:style>
-  <w:style w:type="character" w:customStyle="1" w:styleId="Heading8Char">
-    <w:name w:val="Heading 8 Char"/>
-    <w:basedOn w:val="DefaultParagraphFont"/>
-    <w:link w:val="Heading8"/>
+  <w:style w:type="character" w:customStyle="1" w:styleId="Ttulo8Car">
+    <w:name w:val="Título 8 Car"/>
+    <w:basedOn w:val="Fuentedeprrafopredeter"/>
+    <w:link w:val="Ttulo8"/>
     <w:uiPriority w:val="9"/>
     <w:semiHidden/>
     <w:rsid w:val="008423EF"/>
@@ -3785,10 +4037,10 @@
       <w:color w:val="272727" w:themeColor="text1" w:themeTint="D8"/>
     </w:rPr>
   </w:style>
-  <w:style w:type="character" w:customStyle="1" w:styleId="Heading9Char">
-    <w:name w:val="Heading 9 Char"/>
-    <w:basedOn w:val="DefaultParagraphFont"/>
-    <w:link w:val="Heading9"/>
+  <w:style w:type="character" w:customStyle="1" w:styleId="Ttulo9Car">
+    <w:name w:val="Título 9 Car"/>
+    <w:basedOn w:val="Fuentedeprrafopredeter"/>
+    <w:link w:val="Ttulo9"/>
     <w:uiPriority w:val="9"/>
     <w:semiHidden/>
     <w:rsid w:val="008423EF"/>
@@ -3797,11 +4049,11 @@
       <w:color w:val="272727" w:themeColor="text1" w:themeTint="D8"/>
     </w:rPr>
   </w:style>
-  <w:style w:type="paragraph" w:styleId="Title">
+  <w:style w:type="paragraph" w:styleId="Ttulo">
     <w:name w:val="Title"/>
     <w:basedOn w:val="Normal"/>
     <w:next w:val="Normal"/>
-    <w:link w:val="TitleChar"/>
+    <w:link w:val="TtuloCar"/>
     <w:uiPriority w:val="10"/>
     <w:qFormat/>
     <w:rsid w:val="008423EF"/>
@@ -3817,10 +4069,10 @@
       <w:szCs w:val="56"/>
     </w:rPr>
   </w:style>
-  <w:style w:type="character" w:customStyle="1" w:styleId="TitleChar">
-    <w:name w:val="Title Char"/>
-    <w:basedOn w:val="DefaultParagraphFont"/>
-    <w:link w:val="Title"/>
+  <w:style w:type="character" w:customStyle="1" w:styleId="TtuloCar">
+    <w:name w:val="Título Car"/>
+    <w:basedOn w:val="Fuentedeprrafopredeter"/>
+    <w:link w:val="Ttulo"/>
     <w:uiPriority w:val="10"/>
     <w:rsid w:val="008423EF"/>
     <w:rPr>
@@ -3831,11 +4083,11 @@
       <w:szCs w:val="56"/>
     </w:rPr>
   </w:style>
-  <w:style w:type="paragraph" w:styleId="Subtitle">
+  <w:style w:type="paragraph" w:styleId="Subttulo">
     <w:name w:val="Subtitle"/>
     <w:basedOn w:val="Normal"/>
     <w:next w:val="Normal"/>
-    <w:link w:val="SubtitleChar"/>
+    <w:link w:val="SubttuloCar"/>
     <w:uiPriority w:val="11"/>
     <w:qFormat/>
     <w:rsid w:val="008423EF"/>
@@ -3852,10 +4104,10 @@
       <w:szCs w:val="28"/>
     </w:rPr>
   </w:style>
-  <w:style w:type="character" w:customStyle="1" w:styleId="SubtitleChar">
-    <w:name w:val="Subtitle Char"/>
-    <w:basedOn w:val="DefaultParagraphFont"/>
-    <w:link w:val="Subtitle"/>
+  <w:style w:type="character" w:customStyle="1" w:styleId="SubttuloCar">
+    <w:name w:val="Subtítulo Car"/>
+    <w:basedOn w:val="Fuentedeprrafopredeter"/>
+    <w:link w:val="Subttulo"/>
     <w:uiPriority w:val="11"/>
     <w:rsid w:val="008423EF"/>
     <w:rPr>
@@ -3866,11 +4118,11 @@
       <w:szCs w:val="28"/>
     </w:rPr>
   </w:style>
-  <w:style w:type="paragraph" w:styleId="Quote">
+  <w:style w:type="paragraph" w:styleId="Cita">
     <w:name w:val="Quote"/>
     <w:basedOn w:val="Normal"/>
     <w:next w:val="Normal"/>
-    <w:link w:val="QuoteChar"/>
+    <w:link w:val="CitaCar"/>
     <w:uiPriority w:val="29"/>
     <w:qFormat/>
     <w:rsid w:val="008423EF"/>
@@ -3884,10 +4136,10 @@
       <w:color w:val="404040" w:themeColor="text1" w:themeTint="BF"/>
     </w:rPr>
   </w:style>
-  <w:style w:type="character" w:customStyle="1" w:styleId="QuoteChar">
-    <w:name w:val="Quote Char"/>
-    <w:basedOn w:val="DefaultParagraphFont"/>
-    <w:link w:val="Quote"/>
+  <w:style w:type="character" w:customStyle="1" w:styleId="CitaCar">
+    <w:name w:val="Cita Car"/>
+    <w:basedOn w:val="Fuentedeprrafopredeter"/>
+    <w:link w:val="Cita"/>
     <w:uiPriority w:val="29"/>
     <w:rsid w:val="008423EF"/>
     <w:rPr>
@@ -3896,7 +4148,7 @@
       <w:color w:val="404040" w:themeColor="text1" w:themeTint="BF"/>
     </w:rPr>
   </w:style>
-  <w:style w:type="paragraph" w:styleId="ListParagraph">
+  <w:style w:type="paragraph" w:styleId="Prrafodelista">
     <w:name w:val="List Paragraph"/>
     <w:basedOn w:val="Normal"/>
     <w:uiPriority w:val="34"/>
@@ -3907,9 +4159,9 @@
       <w:contextualSpacing/>
     </w:pPr>
   </w:style>
-  <w:style w:type="character" w:styleId="IntenseEmphasis">
+  <w:style w:type="character" w:styleId="nfasisintenso">
     <w:name w:val="Intense Emphasis"/>
-    <w:basedOn w:val="DefaultParagraphFont"/>
+    <w:basedOn w:val="Fuentedeprrafopredeter"/>
     <w:uiPriority w:val="21"/>
     <w:qFormat/>
     <w:rsid w:val="008423EF"/>
@@ -3919,11 +4171,11 @@
       <w:color w:val="0F4761" w:themeColor="accent1" w:themeShade="BF"/>
     </w:rPr>
   </w:style>
-  <w:style w:type="paragraph" w:styleId="IntenseQuote">
+  <w:style w:type="paragraph" w:styleId="Citadestacada">
     <w:name w:val="Intense Quote"/>
     <w:basedOn w:val="Normal"/>
     <w:next w:val="Normal"/>
-    <w:link w:val="IntenseQuoteChar"/>
+    <w:link w:val="CitadestacadaCar"/>
     <w:uiPriority w:val="30"/>
     <w:qFormat/>
     <w:rsid w:val="008423EF"/>
@@ -3942,10 +4194,10 @@
       <w:color w:val="0F4761" w:themeColor="accent1" w:themeShade="BF"/>
     </w:rPr>
   </w:style>
-  <w:style w:type="character" w:customStyle="1" w:styleId="IntenseQuoteChar">
-    <w:name w:val="Intense Quote Char"/>
-    <w:basedOn w:val="DefaultParagraphFont"/>
-    <w:link w:val="IntenseQuote"/>
+  <w:style w:type="character" w:customStyle="1" w:styleId="CitadestacadaCar">
+    <w:name w:val="Cita destacada Car"/>
+    <w:basedOn w:val="Fuentedeprrafopredeter"/>
+    <w:link w:val="Citadestacada"/>
     <w:uiPriority w:val="30"/>
     <w:rsid w:val="008423EF"/>
     <w:rPr>
@@ -3954,9 +4206,9 @@
       <w:color w:val="0F4761" w:themeColor="accent1" w:themeShade="BF"/>
     </w:rPr>
   </w:style>
-  <w:style w:type="character" w:styleId="IntenseReference">
+  <w:style w:type="character" w:styleId="Referenciaintensa">
     <w:name w:val="Intense Reference"/>
-    <w:basedOn w:val="DefaultParagraphFont"/>
+    <w:basedOn w:val="Fuentedeprrafopredeter"/>
     <w:uiPriority w:val="32"/>
     <w:qFormat/>
     <w:rsid w:val="008423EF"/>
@@ -3968,9 +4220,9 @@
       <w:spacing w:val="5"/>
     </w:rPr>
   </w:style>
-  <w:style w:type="table" w:styleId="TableGrid">
+  <w:style w:type="table" w:styleId="Tablaconcuadrcula">
     <w:name w:val="Table Grid"/>
-    <w:basedOn w:val="TableNormal"/>
+    <w:basedOn w:val="Tablanormal"/>
     <w:uiPriority w:val="39"/>
     <w:rsid w:val="008423EF"/>
     <w:pPr>
